--- a/pr-preview/pr-392/linear-algebra-matrices.docx
+++ b/pr-preview/pr-392/linear-algebra-matrices.docx
@@ -15,7 +15,7 @@
         <w:pStyle w:val="Date"/>
       </w:pPr>
       <w:r>
-        <w:t xml:space="preserve">Last modified: 2026-10-18 14:54:19 (PDT)</w:t>
+        <w:t xml:space="preserve">Last modified: 2026-10-18 16:22:07 (PDT)</w:t>
       </w:r>
     </w:p>
     <w:bookmarkStart w:id="157" w:name="matrices"/>

--- a/pr-preview/pr-392/linear-algebra-matrices.docx
+++ b/pr-preview/pr-392/linear-algebra-matrices.docx
@@ -15,10 +15,10 @@
         <w:pStyle w:val="Date"/>
       </w:pPr>
       <w:r>
-        <w:t xml:space="preserve">Last modified: 2026-10-18 16:22:07 (PDT)</w:t>
+        <w:t xml:space="preserve">Last modified: 2026-10-18 22:01:27 (PDT)</w:t>
       </w:r>
     </w:p>
-    <w:bookmarkStart w:id="157" w:name="matrices"/>
+    <w:bookmarkStart w:id="160" w:name="matrices"/>
     <w:p>
       <w:pPr>
         <w:pStyle w:val="Heading2"/>
@@ -4720,7 +4720,7 @@
     </w:p>
     <w:bookmarkEnd w:id="28"/>
     <w:bookmarkEnd w:id="29"/>
-    <w:bookmarkStart w:id="39" w:name="matrix-multiplication"/>
+    <w:bookmarkStart w:id="42" w:name="matrix-multiplication"/>
     <w:p>
       <w:pPr>
         <w:pStyle w:val="Heading3"/>
@@ -7075,10 +7075,1731 @@
       </m:oMathPara>
     </w:p>
     <w:bookmarkEnd w:id="35"/>
-    <w:bookmarkStart w:id="36" w:name="exr-shape-rule"/>
+    <w:bookmarkStart w:id="36" w:name="thm-matmul-product-of-sums"/>
     <w:p>
       <w:pPr>
         <w:pStyle w:val="FirstParagraph"/>
+      </w:pPr>
+      <w:r>
+        <w:rPr>
+          <w:b/>
+          <w:bCs/>
+        </w:rPr>
+        <w:t xml:space="preserve">Theorem 7 (Product of two sums of matrices)</w:t>
+      </w:r>
+      <w:r>
+        <w:t xml:space="preserve"> </w:t>
+      </w:r>
+      <w:r>
+        <w:t xml:space="preserve">For</w:t>
+      </w:r>
+      <w:r>
+        <w:t xml:space="preserve"> </w:t>
+      </w:r>
+      <m:oMath>
+        <m:r>
+          <m:t>m</m:t>
+        </m:r>
+        <m:r>
+          <m:rPr>
+            <m:sty m:val="p"/>
+          </m:rPr>
+          <m:t>×</m:t>
+        </m:r>
+        <m:r>
+          <m:t>k</m:t>
+        </m:r>
+      </m:oMath>
+      <w:r>
+        <w:t xml:space="preserve"> </w:t>
+      </w:r>
+      <w:r>
+        <w:t xml:space="preserve">matrices</w:t>
+      </w:r>
+      <w:r>
+        <w:t xml:space="preserve"> </w:t>
+      </w:r>
+      <m:oMath>
+        <m:r>
+          <m:rPr>
+            <m:sty m:val="bi"/>
+          </m:rPr>
+          <m:t>A</m:t>
+        </m:r>
+      </m:oMath>
+      <w:r>
+        <w:t xml:space="preserve"> </w:t>
+      </w:r>
+      <w:r>
+        <w:t xml:space="preserve">and</w:t>
+      </w:r>
+      <w:r>
+        <w:t xml:space="preserve"> </w:t>
+      </w:r>
+      <m:oMath>
+        <m:r>
+          <m:rPr>
+            <m:sty m:val="bi"/>
+          </m:rPr>
+          <m:t>B</m:t>
+        </m:r>
+      </m:oMath>
+      <w:r>
+        <w:t xml:space="preserve"> </w:t>
+      </w:r>
+      <w:r>
+        <w:t xml:space="preserve">and</w:t>
+      </w:r>
+      <w:r>
+        <w:t xml:space="preserve"> </w:t>
+      </w:r>
+      <m:oMath>
+        <m:r>
+          <m:t>k</m:t>
+        </m:r>
+        <m:r>
+          <m:rPr>
+            <m:sty m:val="p"/>
+          </m:rPr>
+          <m:t>×</m:t>
+        </m:r>
+        <m:r>
+          <m:t>n</m:t>
+        </m:r>
+      </m:oMath>
+      <w:r>
+        <w:t xml:space="preserve"> </w:t>
+      </w:r>
+      <w:r>
+        <w:t xml:space="preserve">matrices</w:t>
+      </w:r>
+      <w:r>
+        <w:t xml:space="preserve"> </w:t>
+      </w:r>
+      <m:oMath>
+        <m:r>
+          <m:rPr>
+            <m:sty m:val="bi"/>
+          </m:rPr>
+          <m:t>C</m:t>
+        </m:r>
+      </m:oMath>
+      <w:r>
+        <w:t xml:space="preserve"> </w:t>
+      </w:r>
+      <w:r>
+        <w:t xml:space="preserve">and</w:t>
+      </w:r>
+      <w:r>
+        <w:t xml:space="preserve"> </w:t>
+      </w:r>
+      <m:oMath>
+        <m:r>
+          <m:rPr>
+            <m:sty m:val="bi"/>
+          </m:rPr>
+          <m:t>D</m:t>
+        </m:r>
+      </m:oMath>
+      <w:r>
+        <w:t xml:space="preserve">,</w:t>
+      </w:r>
+    </w:p>
+    <w:p>
+      <w:pPr>
+        <w:pStyle w:val="BodyText"/>
+      </w:pPr>
+      <m:oMathPara>
+        <m:oMathParaPr>
+          <m:jc m:val="center"/>
+        </m:oMathParaPr>
+        <m:oMath>
+          <m:r>
+            <m:rPr>
+              <m:sty m:val="p"/>
+            </m:rPr>
+            <m:t>(</m:t>
+          </m:r>
+          <m:r>
+            <m:rPr>
+              <m:sty m:val="bi"/>
+            </m:rPr>
+            <m:t>A</m:t>
+          </m:r>
+          <m:r>
+            <m:rPr>
+              <m:sty m:val="p"/>
+            </m:rPr>
+            <m:t>+</m:t>
+          </m:r>
+          <m:r>
+            <m:rPr>
+              <m:sty m:val="bi"/>
+            </m:rPr>
+            <m:t>B</m:t>
+          </m:r>
+          <m:r>
+            <m:rPr>
+              <m:sty m:val="p"/>
+            </m:rPr>
+            <m:t>)</m:t>
+          </m:r>
+          <m:r>
+            <m:rPr>
+              <m:sty m:val="p"/>
+            </m:rPr>
+            <m:t>(</m:t>
+          </m:r>
+          <m:r>
+            <m:rPr>
+              <m:sty m:val="bi"/>
+            </m:rPr>
+            <m:t>C</m:t>
+          </m:r>
+          <m:r>
+            <m:rPr>
+              <m:sty m:val="p"/>
+            </m:rPr>
+            <m:t>+</m:t>
+          </m:r>
+          <m:r>
+            <m:rPr>
+              <m:sty m:val="bi"/>
+            </m:rPr>
+            <m:t>D</m:t>
+          </m:r>
+          <m:r>
+            <m:rPr>
+              <m:sty m:val="p"/>
+            </m:rPr>
+            <m:t>)</m:t>
+          </m:r>
+          <m:r>
+            <m:rPr>
+              <m:sty m:val="p"/>
+            </m:rPr>
+            <m:t>=</m:t>
+          </m:r>
+          <m:r>
+            <m:rPr>
+              <m:sty m:val="bi"/>
+            </m:rPr>
+            <m:t>A</m:t>
+          </m:r>
+          <m:r>
+            <m:rPr>
+              <m:sty m:val="bi"/>
+            </m:rPr>
+            <m:t>C</m:t>
+          </m:r>
+          <m:r>
+            <m:rPr>
+              <m:sty m:val="p"/>
+            </m:rPr>
+            <m:t>+</m:t>
+          </m:r>
+          <m:r>
+            <m:rPr>
+              <m:sty m:val="bi"/>
+            </m:rPr>
+            <m:t>A</m:t>
+          </m:r>
+          <m:r>
+            <m:rPr>
+              <m:sty m:val="bi"/>
+            </m:rPr>
+            <m:t>D</m:t>
+          </m:r>
+          <m:r>
+            <m:rPr>
+              <m:sty m:val="p"/>
+            </m:rPr>
+            <m:t>+</m:t>
+          </m:r>
+          <m:r>
+            <m:rPr>
+              <m:sty m:val="bi"/>
+            </m:rPr>
+            <m:t>B</m:t>
+          </m:r>
+          <m:r>
+            <m:rPr>
+              <m:sty m:val="bi"/>
+            </m:rPr>
+            <m:t>C</m:t>
+          </m:r>
+          <m:r>
+            <m:rPr>
+              <m:sty m:val="p"/>
+            </m:rPr>
+            <m:t>+</m:t>
+          </m:r>
+          <m:r>
+            <m:rPr>
+              <m:sty m:val="bi"/>
+            </m:rPr>
+            <m:t>B</m:t>
+          </m:r>
+          <m:r>
+            <m:rPr>
+              <m:sty m:val="bi"/>
+            </m:rPr>
+            <m:t>D</m:t>
+          </m:r>
+          <m:r>
+            <m:rPr>
+              <m:sty m:val="p"/>
+            </m:rPr>
+            <m:t>.</m:t>
+          </m:r>
+        </m:oMath>
+      </m:oMathPara>
+    </w:p>
+    <w:p>
+      <w:pPr>
+        <w:pStyle w:val="FirstParagraph"/>
+      </w:pPr>
+      <w:r>
+        <w:t xml:space="preserve">Each product keeps its factors in the order they appear on the left,</w:t>
+      </w:r>
+      <w:r>
+        <w:t xml:space="preserve"> </w:t>
+      </w:r>
+      <w:r>
+        <w:t xml:space="preserve">because matrix multiplication is not commutative.</w:t>
+      </w:r>
+      <w:r>
+        <w:t xml:space="preserve"> </w:t>
+      </w:r>
+      <w:r>
+        <w:t xml:space="preserve">So</w:t>
+      </w:r>
+      <w:r>
+        <w:t xml:space="preserve"> </w:t>
+      </w:r>
+      <m:oMath>
+        <m:r>
+          <m:rPr>
+            <m:sty m:val="bi"/>
+          </m:rPr>
+          <m:t>A</m:t>
+        </m:r>
+        <m:r>
+          <m:rPr>
+            <m:sty m:val="bi"/>
+          </m:rPr>
+          <m:t>D</m:t>
+        </m:r>
+      </m:oMath>
+      <w:r>
+        <w:t xml:space="preserve"> </w:t>
+      </w:r>
+      <w:r>
+        <w:t xml:space="preserve">and</w:t>
+      </w:r>
+      <w:r>
+        <w:t xml:space="preserve"> </w:t>
+      </w:r>
+      <m:oMath>
+        <m:r>
+          <m:rPr>
+            <m:sty m:val="bi"/>
+          </m:rPr>
+          <m:t>B</m:t>
+        </m:r>
+        <m:r>
+          <m:rPr>
+            <m:sty m:val="bi"/>
+          </m:rPr>
+          <m:t>C</m:t>
+        </m:r>
+      </m:oMath>
+      <w:r>
+        <w:t xml:space="preserve"> </w:t>
+      </w:r>
+      <w:r>
+        <w:t xml:space="preserve">are not combined into</w:t>
+      </w:r>
+      <w:r>
+        <w:t xml:space="preserve"> </w:t>
+      </w:r>
+      <m:oMath>
+        <m:r>
+          <m:t>2</m:t>
+        </m:r>
+        <m:r>
+          <m:rPr>
+            <m:sty m:val="bi"/>
+          </m:rPr>
+          <m:t>A</m:t>
+        </m:r>
+        <m:r>
+          <m:rPr>
+            <m:sty m:val="bi"/>
+          </m:rPr>
+          <m:t>D</m:t>
+        </m:r>
+      </m:oMath>
+      <w:r>
+        <w:t xml:space="preserve"> </w:t>
+      </w:r>
+      <w:r>
+        <w:t xml:space="preserve">or similar.</w:t>
+      </w:r>
+    </w:p>
+    <w:bookmarkEnd w:id="36"/>
+    <w:p>
+      <w:pPr>
+        <w:pStyle w:val="BodyText"/>
+      </w:pPr>
+      <w:r>
+        <w:rPr>
+          <w:i/>
+          <w:iCs/>
+        </w:rPr>
+        <w:t xml:space="preserve">Proof</w:t>
+      </w:r>
+      <w:r>
+        <w:t xml:space="preserve">. </w:t>
+      </w:r>
+    </w:p>
+    <w:p>
+      <w:pPr>
+        <w:pStyle w:val="BodyText"/>
+      </w:pPr>
+      <m:oMathPara>
+        <m:oMathParaPr>
+          <m:jc m:val="center"/>
+        </m:oMathParaPr>
+        <m:oMath>
+          <m:eqArr>
+            <m:e>
+              <m:r>
+                <m:rPr>
+                  <m:sty m:val="p"/>
+                </m:rPr>
+                <m:t>(</m:t>
+              </m:r>
+              <m:r>
+                <m:rPr>
+                  <m:sty m:val="bi"/>
+                </m:rPr>
+                <m:t>A</m:t>
+              </m:r>
+              <m:r>
+                <m:rPr>
+                  <m:sty m:val="p"/>
+                </m:rPr>
+                <m:t>+</m:t>
+              </m:r>
+              <m:r>
+                <m:rPr>
+                  <m:sty m:val="bi"/>
+                </m:rPr>
+                <m:t>B</m:t>
+              </m:r>
+              <m:r>
+                <m:rPr>
+                  <m:sty m:val="p"/>
+                </m:rPr>
+                <m:t>)</m:t>
+              </m:r>
+              <m:r>
+                <m:rPr>
+                  <m:sty m:val="p"/>
+                </m:rPr>
+                <m:t>(</m:t>
+              </m:r>
+              <m:r>
+                <m:rPr>
+                  <m:sty m:val="bi"/>
+                </m:rPr>
+                <m:t>C</m:t>
+              </m:r>
+              <m:r>
+                <m:rPr>
+                  <m:sty m:val="p"/>
+                </m:rPr>
+                <m:t>+</m:t>
+              </m:r>
+              <m:r>
+                <m:rPr>
+                  <m:sty m:val="bi"/>
+                </m:rPr>
+                <m:t>D</m:t>
+              </m:r>
+              <m:r>
+                <m:rPr>
+                  <m:sty m:val="p"/>
+                </m:rPr>
+                <m:t>)</m:t>
+              </m:r>
+              <m:r>
+                <m:t>&amp;</m:t>
+              </m:r>
+              <m:r>
+                <m:rPr>
+                  <m:sty m:val="p"/>
+                </m:rPr>
+                <m:t>=</m:t>
+              </m:r>
+              <m:r>
+                <m:rPr>
+                  <m:sty m:val="p"/>
+                </m:rPr>
+                <m:t>(</m:t>
+              </m:r>
+              <m:r>
+                <m:rPr>
+                  <m:sty m:val="bi"/>
+                </m:rPr>
+                <m:t>A</m:t>
+              </m:r>
+              <m:r>
+                <m:rPr>
+                  <m:sty m:val="p"/>
+                </m:rPr>
+                <m:t>+</m:t>
+              </m:r>
+              <m:r>
+                <m:rPr>
+                  <m:sty m:val="bi"/>
+                </m:rPr>
+                <m:t>B</m:t>
+              </m:r>
+              <m:r>
+                <m:rPr>
+                  <m:sty m:val="p"/>
+                </m:rPr>
+                <m:t>)</m:t>
+              </m:r>
+              <m:r>
+                <m:rPr>
+                  <m:sty m:val="bi"/>
+                </m:rPr>
+                <m:t>C</m:t>
+              </m:r>
+              <m:r>
+                <m:rPr>
+                  <m:sty m:val="p"/>
+                </m:rPr>
+                <m:t>+</m:t>
+              </m:r>
+              <m:r>
+                <m:rPr>
+                  <m:sty m:val="p"/>
+                </m:rPr>
+                <m:t>(</m:t>
+              </m:r>
+              <m:r>
+                <m:rPr>
+                  <m:sty m:val="bi"/>
+                </m:rPr>
+                <m:t>A</m:t>
+              </m:r>
+              <m:r>
+                <m:rPr>
+                  <m:sty m:val="p"/>
+                </m:rPr>
+                <m:t>+</m:t>
+              </m:r>
+              <m:r>
+                <m:rPr>
+                  <m:sty m:val="bi"/>
+                </m:rPr>
+                <m:t>B</m:t>
+              </m:r>
+              <m:r>
+                <m:rPr>
+                  <m:sty m:val="p"/>
+                </m:rPr>
+                <m:t>)</m:t>
+              </m:r>
+              <m:r>
+                <m:rPr>
+                  <m:sty m:val="bi"/>
+                </m:rPr>
+                <m:t>D</m:t>
+              </m:r>
+              <m:r>
+                <m:t>&amp;</m:t>
+              </m:r>
+              <m:r>
+                <m:t>&amp;</m:t>
+              </m:r>
+              <m:r>
+                <m:rPr>
+                  <m:nor/>
+                  <m:sty m:val="p"/>
+                </m:rPr>
+                <m:t>(</m:t>
+              </m:r>
+              <m:r>
+                <m:rPr>
+                  <m:nor/>
+                  <m:sty m:val="p"/>
+                </m:rPr>
+                <m:t>Theorem 6</m:t>
+              </m:r>
+              <m:r>
+                <m:rPr>
+                  <m:nor/>
+                  <m:sty m:val="p"/>
+                </m:rPr>
+                <m:t>, from the left)</m:t>
+              </m:r>
+            </m:e>
+            <m:e>
+              <m:r>
+                <m:t>&amp;</m:t>
+              </m:r>
+              <m:r>
+                <m:rPr>
+                  <m:sty m:val="p"/>
+                </m:rPr>
+                <m:t>=</m:t>
+              </m:r>
+              <m:r>
+                <m:rPr>
+                  <m:sty m:val="bi"/>
+                </m:rPr>
+                <m:t>A</m:t>
+              </m:r>
+              <m:r>
+                <m:rPr>
+                  <m:sty m:val="bi"/>
+                </m:rPr>
+                <m:t>C</m:t>
+              </m:r>
+              <m:r>
+                <m:rPr>
+                  <m:sty m:val="p"/>
+                </m:rPr>
+                <m:t>+</m:t>
+              </m:r>
+              <m:r>
+                <m:rPr>
+                  <m:sty m:val="bi"/>
+                </m:rPr>
+                <m:t>B</m:t>
+              </m:r>
+              <m:r>
+                <m:rPr>
+                  <m:sty m:val="bi"/>
+                </m:rPr>
+                <m:t>C</m:t>
+              </m:r>
+              <m:r>
+                <m:rPr>
+                  <m:sty m:val="p"/>
+                </m:rPr>
+                <m:t>+</m:t>
+              </m:r>
+              <m:r>
+                <m:rPr>
+                  <m:sty m:val="bi"/>
+                </m:rPr>
+                <m:t>A</m:t>
+              </m:r>
+              <m:r>
+                <m:rPr>
+                  <m:sty m:val="bi"/>
+                </m:rPr>
+                <m:t>D</m:t>
+              </m:r>
+              <m:r>
+                <m:rPr>
+                  <m:sty m:val="p"/>
+                </m:rPr>
+                <m:t>+</m:t>
+              </m:r>
+              <m:r>
+                <m:rPr>
+                  <m:sty m:val="bi"/>
+                </m:rPr>
+                <m:t>B</m:t>
+              </m:r>
+              <m:r>
+                <m:rPr>
+                  <m:sty m:val="bi"/>
+                </m:rPr>
+                <m:t>D</m:t>
+              </m:r>
+              <m:r>
+                <m:t>&amp;</m:t>
+              </m:r>
+              <m:r>
+                <m:t>&amp;</m:t>
+              </m:r>
+              <m:r>
+                <m:rPr>
+                  <m:nor/>
+                  <m:sty m:val="p"/>
+                </m:rPr>
+                <m:t>(</m:t>
+              </m:r>
+              <m:r>
+                <m:rPr>
+                  <m:nor/>
+                  <m:sty m:val="p"/>
+                </m:rPr>
+                <m:t>Theorem 6</m:t>
+              </m:r>
+              <m:r>
+                <m:rPr>
+                  <m:nor/>
+                  <m:sty m:val="p"/>
+                </m:rPr>
+                <m:t>, from the right, twice)</m:t>
+              </m:r>
+            </m:e>
+            <m:e>
+              <m:r>
+                <m:t>&amp;</m:t>
+              </m:r>
+              <m:r>
+                <m:rPr>
+                  <m:sty m:val="p"/>
+                </m:rPr>
+                <m:t>=</m:t>
+              </m:r>
+              <m:r>
+                <m:rPr>
+                  <m:sty m:val="bi"/>
+                </m:rPr>
+                <m:t>A</m:t>
+              </m:r>
+              <m:r>
+                <m:rPr>
+                  <m:sty m:val="bi"/>
+                </m:rPr>
+                <m:t>C</m:t>
+              </m:r>
+              <m:r>
+                <m:rPr>
+                  <m:sty m:val="p"/>
+                </m:rPr>
+                <m:t>+</m:t>
+              </m:r>
+              <m:r>
+                <m:rPr>
+                  <m:sty m:val="bi"/>
+                </m:rPr>
+                <m:t>A</m:t>
+              </m:r>
+              <m:r>
+                <m:rPr>
+                  <m:sty m:val="bi"/>
+                </m:rPr>
+                <m:t>D</m:t>
+              </m:r>
+              <m:r>
+                <m:rPr>
+                  <m:sty m:val="p"/>
+                </m:rPr>
+                <m:t>+</m:t>
+              </m:r>
+              <m:r>
+                <m:rPr>
+                  <m:sty m:val="bi"/>
+                </m:rPr>
+                <m:t>B</m:t>
+              </m:r>
+              <m:r>
+                <m:rPr>
+                  <m:sty m:val="bi"/>
+                </m:rPr>
+                <m:t>C</m:t>
+              </m:r>
+              <m:r>
+                <m:rPr>
+                  <m:sty m:val="p"/>
+                </m:rPr>
+                <m:t>+</m:t>
+              </m:r>
+              <m:r>
+                <m:rPr>
+                  <m:sty m:val="bi"/>
+                </m:rPr>
+                <m:t>B</m:t>
+              </m:r>
+              <m:r>
+                <m:rPr>
+                  <m:sty m:val="bi"/>
+                </m:rPr>
+                <m:t>D</m:t>
+              </m:r>
+              <m:r>
+                <m:t>&amp;</m:t>
+              </m:r>
+              <m:r>
+                <m:t>&amp;</m:t>
+              </m:r>
+              <m:r>
+                <m:rPr>
+                  <m:nor/>
+                  <m:sty m:val="p"/>
+                </m:rPr>
+                <m:t>(matrix addition is commutative)</m:t>
+              </m:r>
+            </m:e>
+          </m:eqArr>
+        </m:oMath>
+      </m:oMathPara>
+    </w:p>
+    <w:bookmarkStart w:id="38" w:name="exm-matmul-product-of-sums"/>
+    <w:p>
+      <w:pPr>
+        <w:pStyle w:val="FirstParagraph"/>
+      </w:pPr>
+      <w:r>
+        <w:rPr>
+          <w:b/>
+          <w:bCs/>
+        </w:rPr>
+        <w:t xml:space="preserve">Example 7 (Why the middle terms do not combine)</w:t>
+      </w:r>
+      <w:r>
+        <w:t xml:space="preserve"> </w:t>
+      </w:r>
+      <w:r>
+        <w:t xml:space="preserve">Take</w:t>
+      </w:r>
+      <w:r>
+        <w:t xml:space="preserve"> </w:t>
+      </w:r>
+      <m:oMath>
+        <m:r>
+          <m:rPr>
+            <m:sty m:val="bi"/>
+          </m:rPr>
+          <m:t>A</m:t>
+        </m:r>
+        <m:r>
+          <m:rPr>
+            <m:sty m:val="p"/>
+          </m:rPr>
+          <m:t>=</m:t>
+        </m:r>
+        <m:r>
+          <m:rPr>
+            <m:sty m:val="bi"/>
+          </m:rPr>
+          <m:t>C</m:t>
+        </m:r>
+        <m:r>
+          <m:rPr>
+            <m:sty m:val="p"/>
+          </m:rPr>
+          <m:t>=</m:t>
+        </m:r>
+        <m:d>
+          <m:dPr>
+            <m:begChr m:val="["/>
+            <m:sepChr m:val=""/>
+            <m:endChr m:val="]"/>
+            <m:grow/>
+          </m:dPr>
+          <m:e>
+            <m:m>
+              <m:mPr>
+                <m:baseJc m:val="center"/>
+                <m:plcHide m:val="on"/>
+                <m:mcs>
+                  <m:mc>
+                    <m:mcPr>
+                      <m:mcJc m:val="center"/>
+                      <m:count m:val="1"/>
+                    </m:mcPr>
+                  </m:mc>
+                  <m:mc>
+                    <m:mcPr>
+                      <m:mcJc m:val="center"/>
+                      <m:count m:val="1"/>
+                    </m:mcPr>
+                  </m:mc>
+                </m:mcs>
+              </m:mPr>
+              <m:mr>
+                <m:e>
+                  <m:r>
+                    <m:t>1</m:t>
+                  </m:r>
+                </m:e>
+                <m:e>
+                  <m:r>
+                    <m:t>1</m:t>
+                  </m:r>
+                </m:e>
+              </m:mr>
+              <m:mr>
+                <m:e>
+                  <m:r>
+                    <m:t>0</m:t>
+                  </m:r>
+                </m:e>
+                <m:e>
+                  <m:r>
+                    <m:t>1</m:t>
+                  </m:r>
+                </m:e>
+              </m:mr>
+            </m:m>
+          </m:e>
+        </m:d>
+      </m:oMath>
+      <w:r>
+        <w:t xml:space="preserve"> </w:t>
+      </w:r>
+      <w:r>
+        <w:t xml:space="preserve">and</w:t>
+      </w:r>
+      <w:r>
+        <w:t xml:space="preserve"> </w:t>
+      </w:r>
+      <m:oMath>
+        <m:r>
+          <m:rPr>
+            <m:sty m:val="bi"/>
+          </m:rPr>
+          <m:t>B</m:t>
+        </m:r>
+        <m:r>
+          <m:rPr>
+            <m:sty m:val="p"/>
+          </m:rPr>
+          <m:t>=</m:t>
+        </m:r>
+        <m:r>
+          <m:rPr>
+            <m:sty m:val="bi"/>
+          </m:rPr>
+          <m:t>D</m:t>
+        </m:r>
+        <m:r>
+          <m:rPr>
+            <m:sty m:val="p"/>
+          </m:rPr>
+          <m:t>=</m:t>
+        </m:r>
+        <m:d>
+          <m:dPr>
+            <m:begChr m:val="["/>
+            <m:sepChr m:val=""/>
+            <m:endChr m:val="]"/>
+            <m:grow/>
+          </m:dPr>
+          <m:e>
+            <m:m>
+              <m:mPr>
+                <m:baseJc m:val="center"/>
+                <m:plcHide m:val="on"/>
+                <m:mcs>
+                  <m:mc>
+                    <m:mcPr>
+                      <m:mcJc m:val="center"/>
+                      <m:count m:val="1"/>
+                    </m:mcPr>
+                  </m:mc>
+                  <m:mc>
+                    <m:mcPr>
+                      <m:mcJc m:val="center"/>
+                      <m:count m:val="1"/>
+                    </m:mcPr>
+                  </m:mc>
+                </m:mcs>
+              </m:mPr>
+              <m:mr>
+                <m:e>
+                  <m:r>
+                    <m:t>1</m:t>
+                  </m:r>
+                </m:e>
+                <m:e>
+                  <m:r>
+                    <m:t>0</m:t>
+                  </m:r>
+                </m:e>
+              </m:mr>
+              <m:mr>
+                <m:e>
+                  <m:r>
+                    <m:t>1</m:t>
+                  </m:r>
+                </m:e>
+                <m:e>
+                  <m:r>
+                    <m:t>1</m:t>
+                  </m:r>
+                </m:e>
+              </m:mr>
+            </m:m>
+          </m:e>
+        </m:d>
+      </m:oMath>
+      <w:r>
+        <w:t xml:space="preserve">.</w:t>
+      </w:r>
+      <w:r>
+        <w:t xml:space="preserve"> </w:t>
+      </w:r>
+      <w:r>
+        <w:t xml:space="preserve">Then</w:t>
+      </w:r>
+      <w:r>
+        <w:t xml:space="preserve"> </w:t>
+      </w:r>
+      <m:oMath>
+        <m:r>
+          <m:rPr>
+            <m:sty m:val="bi"/>
+          </m:rPr>
+          <m:t>A</m:t>
+        </m:r>
+        <m:r>
+          <m:rPr>
+            <m:sty m:val="p"/>
+          </m:rPr>
+          <m:t>+</m:t>
+        </m:r>
+        <m:r>
+          <m:rPr>
+            <m:sty m:val="bi"/>
+          </m:rPr>
+          <m:t>B</m:t>
+        </m:r>
+        <m:r>
+          <m:rPr>
+            <m:sty m:val="p"/>
+          </m:rPr>
+          <m:t>=</m:t>
+        </m:r>
+        <m:d>
+          <m:dPr>
+            <m:begChr m:val="["/>
+            <m:sepChr m:val=""/>
+            <m:endChr m:val="]"/>
+            <m:grow/>
+          </m:dPr>
+          <m:e>
+            <m:m>
+              <m:mPr>
+                <m:baseJc m:val="center"/>
+                <m:plcHide m:val="on"/>
+                <m:mcs>
+                  <m:mc>
+                    <m:mcPr>
+                      <m:mcJc m:val="center"/>
+                      <m:count m:val="1"/>
+                    </m:mcPr>
+                  </m:mc>
+                  <m:mc>
+                    <m:mcPr>
+                      <m:mcJc m:val="center"/>
+                      <m:count m:val="1"/>
+                    </m:mcPr>
+                  </m:mc>
+                </m:mcs>
+              </m:mPr>
+              <m:mr>
+                <m:e>
+                  <m:r>
+                    <m:t>2</m:t>
+                  </m:r>
+                </m:e>
+                <m:e>
+                  <m:r>
+                    <m:t>1</m:t>
+                  </m:r>
+                </m:e>
+              </m:mr>
+              <m:mr>
+                <m:e>
+                  <m:r>
+                    <m:t>1</m:t>
+                  </m:r>
+                </m:e>
+                <m:e>
+                  <m:r>
+                    <m:t>2</m:t>
+                  </m:r>
+                </m:e>
+              </m:mr>
+            </m:m>
+          </m:e>
+        </m:d>
+      </m:oMath>
+      <w:r>
+        <w:t xml:space="preserve">, so</w:t>
+      </w:r>
+    </w:p>
+    <w:p>
+      <w:pPr>
+        <w:pStyle w:val="BodyText"/>
+      </w:pPr>
+      <m:oMathPara>
+        <m:oMathParaPr>
+          <m:jc m:val="center"/>
+        </m:oMathParaPr>
+        <m:oMath>
+          <m:eqArr>
+            <m:e>
+              <m:r>
+                <m:rPr>
+                  <m:sty m:val="p"/>
+                </m:rPr>
+                <m:t>(</m:t>
+              </m:r>
+              <m:r>
+                <m:rPr>
+                  <m:sty m:val="bi"/>
+                </m:rPr>
+                <m:t>A</m:t>
+              </m:r>
+              <m:r>
+                <m:rPr>
+                  <m:sty m:val="p"/>
+                </m:rPr>
+                <m:t>+</m:t>
+              </m:r>
+              <m:r>
+                <m:rPr>
+                  <m:sty m:val="bi"/>
+                </m:rPr>
+                <m:t>B</m:t>
+              </m:r>
+              <m:sSup>
+                <m:e>
+                  <m:r>
+                    <m:rPr>
+                      <m:sty m:val="p"/>
+                    </m:rPr>
+                    <m:t>)</m:t>
+                  </m:r>
+                </m:e>
+                <m:sup>
+                  <m:r>
+                    <m:t>2</m:t>
+                  </m:r>
+                </m:sup>
+              </m:sSup>
+              <m:r>
+                <m:t>&amp;</m:t>
+              </m:r>
+              <m:r>
+                <m:rPr>
+                  <m:sty m:val="p"/>
+                </m:rPr>
+                <m:t>=</m:t>
+              </m:r>
+              <m:d>
+                <m:dPr>
+                  <m:begChr m:val="["/>
+                  <m:sepChr m:val=""/>
+                  <m:endChr m:val="]"/>
+                  <m:grow/>
+                </m:dPr>
+                <m:e>
+                  <m:m>
+                    <m:mPr>
+                      <m:baseJc m:val="center"/>
+                      <m:plcHide m:val="on"/>
+                      <m:mcs>
+                        <m:mc>
+                          <m:mcPr>
+                            <m:mcJc m:val="center"/>
+                            <m:count m:val="1"/>
+                          </m:mcPr>
+                        </m:mc>
+                        <m:mc>
+                          <m:mcPr>
+                            <m:mcJc m:val="center"/>
+                            <m:count m:val="1"/>
+                          </m:mcPr>
+                        </m:mc>
+                      </m:mcs>
+                    </m:mPr>
+                    <m:mr>
+                      <m:e>
+                        <m:r>
+                          <m:t>5</m:t>
+                        </m:r>
+                      </m:e>
+                      <m:e>
+                        <m:r>
+                          <m:t>4</m:t>
+                        </m:r>
+                      </m:e>
+                    </m:mr>
+                    <m:mr>
+                      <m:e>
+                        <m:r>
+                          <m:t>4</m:t>
+                        </m:r>
+                      </m:e>
+                      <m:e>
+                        <m:r>
+                          <m:t>5</m:t>
+                        </m:r>
+                      </m:e>
+                    </m:mr>
+                  </m:m>
+                </m:e>
+              </m:d>
+              <m:r>
+                <m:rPr>
+                  <m:sty m:val="p"/>
+                </m:rPr>
+                <m:t>,</m:t>
+              </m:r>
+            </m:e>
+            <m:e>
+              <m:sSup>
+                <m:e>
+                  <m:r>
+                    <m:rPr>
+                      <m:sty m:val="bi"/>
+                    </m:rPr>
+                    <m:t>A</m:t>
+                  </m:r>
+                </m:e>
+                <m:sup>
+                  <m:r>
+                    <m:t>2</m:t>
+                  </m:r>
+                </m:sup>
+              </m:sSup>
+              <m:r>
+                <m:rPr>
+                  <m:sty m:val="p"/>
+                </m:rPr>
+                <m:t>+</m:t>
+              </m:r>
+              <m:r>
+                <m:rPr>
+                  <m:sty m:val="bi"/>
+                </m:rPr>
+                <m:t>A</m:t>
+              </m:r>
+              <m:r>
+                <m:rPr>
+                  <m:sty m:val="bi"/>
+                </m:rPr>
+                <m:t>B</m:t>
+              </m:r>
+              <m:r>
+                <m:rPr>
+                  <m:sty m:val="p"/>
+                </m:rPr>
+                <m:t>+</m:t>
+              </m:r>
+              <m:r>
+                <m:rPr>
+                  <m:sty m:val="bi"/>
+                </m:rPr>
+                <m:t>B</m:t>
+              </m:r>
+              <m:r>
+                <m:rPr>
+                  <m:sty m:val="bi"/>
+                </m:rPr>
+                <m:t>A</m:t>
+              </m:r>
+              <m:r>
+                <m:rPr>
+                  <m:sty m:val="p"/>
+                </m:rPr>
+                <m:t>+</m:t>
+              </m:r>
+              <m:sSup>
+                <m:e>
+                  <m:r>
+                    <m:rPr>
+                      <m:sty m:val="bi"/>
+                    </m:rPr>
+                    <m:t>B</m:t>
+                  </m:r>
+                </m:e>
+                <m:sup>
+                  <m:r>
+                    <m:t>2</m:t>
+                  </m:r>
+                </m:sup>
+              </m:sSup>
+              <m:r>
+                <m:t>&amp;</m:t>
+              </m:r>
+              <m:r>
+                <m:rPr>
+                  <m:sty m:val="p"/>
+                </m:rPr>
+                <m:t>=</m:t>
+              </m:r>
+              <m:d>
+                <m:dPr>
+                  <m:begChr m:val="["/>
+                  <m:sepChr m:val=""/>
+                  <m:endChr m:val="]"/>
+                  <m:grow/>
+                </m:dPr>
+                <m:e>
+                  <m:m>
+                    <m:mPr>
+                      <m:baseJc m:val="center"/>
+                      <m:plcHide m:val="on"/>
+                      <m:mcs>
+                        <m:mc>
+                          <m:mcPr>
+                            <m:mcJc m:val="center"/>
+                            <m:count m:val="1"/>
+                          </m:mcPr>
+                        </m:mc>
+                        <m:mc>
+                          <m:mcPr>
+                            <m:mcJc m:val="center"/>
+                            <m:count m:val="1"/>
+                          </m:mcPr>
+                        </m:mc>
+                      </m:mcs>
+                    </m:mPr>
+                    <m:mr>
+                      <m:e>
+                        <m:r>
+                          <m:t>1</m:t>
+                        </m:r>
+                      </m:e>
+                      <m:e>
+                        <m:r>
+                          <m:t>2</m:t>
+                        </m:r>
+                      </m:e>
+                    </m:mr>
+                    <m:mr>
+                      <m:e>
+                        <m:r>
+                          <m:t>0</m:t>
+                        </m:r>
+                      </m:e>
+                      <m:e>
+                        <m:r>
+                          <m:t>1</m:t>
+                        </m:r>
+                      </m:e>
+                    </m:mr>
+                  </m:m>
+                </m:e>
+              </m:d>
+              <m:r>
+                <m:rPr>
+                  <m:sty m:val="p"/>
+                </m:rPr>
+                <m:t>+</m:t>
+              </m:r>
+              <m:d>
+                <m:dPr>
+                  <m:begChr m:val="["/>
+                  <m:sepChr m:val=""/>
+                  <m:endChr m:val="]"/>
+                  <m:grow/>
+                </m:dPr>
+                <m:e>
+                  <m:m>
+                    <m:mPr>
+                      <m:baseJc m:val="center"/>
+                      <m:plcHide m:val="on"/>
+                      <m:mcs>
+                        <m:mc>
+                          <m:mcPr>
+                            <m:mcJc m:val="center"/>
+                            <m:count m:val="1"/>
+                          </m:mcPr>
+                        </m:mc>
+                        <m:mc>
+                          <m:mcPr>
+                            <m:mcJc m:val="center"/>
+                            <m:count m:val="1"/>
+                          </m:mcPr>
+                        </m:mc>
+                      </m:mcs>
+                    </m:mPr>
+                    <m:mr>
+                      <m:e>
+                        <m:r>
+                          <m:t>2</m:t>
+                        </m:r>
+                      </m:e>
+                      <m:e>
+                        <m:r>
+                          <m:t>1</m:t>
+                        </m:r>
+                      </m:e>
+                    </m:mr>
+                    <m:mr>
+                      <m:e>
+                        <m:r>
+                          <m:t>1</m:t>
+                        </m:r>
+                      </m:e>
+                      <m:e>
+                        <m:r>
+                          <m:t>1</m:t>
+                        </m:r>
+                      </m:e>
+                    </m:mr>
+                  </m:m>
+                </m:e>
+              </m:d>
+              <m:r>
+                <m:rPr>
+                  <m:sty m:val="p"/>
+                </m:rPr>
+                <m:t>+</m:t>
+              </m:r>
+              <m:d>
+                <m:dPr>
+                  <m:begChr m:val="["/>
+                  <m:sepChr m:val=""/>
+                  <m:endChr m:val="]"/>
+                  <m:grow/>
+                </m:dPr>
+                <m:e>
+                  <m:m>
+                    <m:mPr>
+                      <m:baseJc m:val="center"/>
+                      <m:plcHide m:val="on"/>
+                      <m:mcs>
+                        <m:mc>
+                          <m:mcPr>
+                            <m:mcJc m:val="center"/>
+                            <m:count m:val="1"/>
+                          </m:mcPr>
+                        </m:mc>
+                        <m:mc>
+                          <m:mcPr>
+                            <m:mcJc m:val="center"/>
+                            <m:count m:val="1"/>
+                          </m:mcPr>
+                        </m:mc>
+                      </m:mcs>
+                    </m:mPr>
+                    <m:mr>
+                      <m:e>
+                        <m:r>
+                          <m:t>1</m:t>
+                        </m:r>
+                      </m:e>
+                      <m:e>
+                        <m:r>
+                          <m:t>1</m:t>
+                        </m:r>
+                      </m:e>
+                    </m:mr>
+                    <m:mr>
+                      <m:e>
+                        <m:r>
+                          <m:t>1</m:t>
+                        </m:r>
+                      </m:e>
+                      <m:e>
+                        <m:r>
+                          <m:t>2</m:t>
+                        </m:r>
+                      </m:e>
+                    </m:mr>
+                  </m:m>
+                </m:e>
+              </m:d>
+              <m:r>
+                <m:rPr>
+                  <m:sty m:val="p"/>
+                </m:rPr>
+                <m:t>+</m:t>
+              </m:r>
+              <m:d>
+                <m:dPr>
+                  <m:begChr m:val="["/>
+                  <m:sepChr m:val=""/>
+                  <m:endChr m:val="]"/>
+                  <m:grow/>
+                </m:dPr>
+                <m:e>
+                  <m:m>
+                    <m:mPr>
+                      <m:baseJc m:val="center"/>
+                      <m:plcHide m:val="on"/>
+                      <m:mcs>
+                        <m:mc>
+                          <m:mcPr>
+                            <m:mcJc m:val="center"/>
+                            <m:count m:val="1"/>
+                          </m:mcPr>
+                        </m:mc>
+                        <m:mc>
+                          <m:mcPr>
+                            <m:mcJc m:val="center"/>
+                            <m:count m:val="1"/>
+                          </m:mcPr>
+                        </m:mc>
+                      </m:mcs>
+                    </m:mPr>
+                    <m:mr>
+                      <m:e>
+                        <m:r>
+                          <m:t>1</m:t>
+                        </m:r>
+                      </m:e>
+                      <m:e>
+                        <m:r>
+                          <m:t>0</m:t>
+                        </m:r>
+                      </m:e>
+                    </m:mr>
+                    <m:mr>
+                      <m:e>
+                        <m:r>
+                          <m:t>2</m:t>
+                        </m:r>
+                      </m:e>
+                      <m:e>
+                        <m:r>
+                          <m:t>1</m:t>
+                        </m:r>
+                      </m:e>
+                    </m:mr>
+                  </m:m>
+                </m:e>
+              </m:d>
+            </m:e>
+            <m:e>
+              <m:r>
+                <m:t>&amp;</m:t>
+              </m:r>
+              <m:r>
+                <m:rPr>
+                  <m:sty m:val="p"/>
+                </m:rPr>
+                <m:t>=</m:t>
+              </m:r>
+              <m:d>
+                <m:dPr>
+                  <m:begChr m:val="["/>
+                  <m:sepChr m:val=""/>
+                  <m:endChr m:val="]"/>
+                  <m:grow/>
+                </m:dPr>
+                <m:e>
+                  <m:m>
+                    <m:mPr>
+                      <m:baseJc m:val="center"/>
+                      <m:plcHide m:val="on"/>
+                      <m:mcs>
+                        <m:mc>
+                          <m:mcPr>
+                            <m:mcJc m:val="center"/>
+                            <m:count m:val="1"/>
+                          </m:mcPr>
+                        </m:mc>
+                        <m:mc>
+                          <m:mcPr>
+                            <m:mcJc m:val="center"/>
+                            <m:count m:val="1"/>
+                          </m:mcPr>
+                        </m:mc>
+                      </m:mcs>
+                    </m:mPr>
+                    <m:mr>
+                      <m:e>
+                        <m:r>
+                          <m:t>5</m:t>
+                        </m:r>
+                      </m:e>
+                      <m:e>
+                        <m:r>
+                          <m:t>4</m:t>
+                        </m:r>
+                      </m:e>
+                    </m:mr>
+                    <m:mr>
+                      <m:e>
+                        <m:r>
+                          <m:t>4</m:t>
+                        </m:r>
+                      </m:e>
+                      <m:e>
+                        <m:r>
+                          <m:t>5</m:t>
+                        </m:r>
+                      </m:e>
+                    </m:mr>
+                  </m:m>
+                </m:e>
+              </m:d>
+              <m:r>
+                <m:rPr>
+                  <m:sty m:val="p"/>
+                </m:rPr>
+                <m:t>.</m:t>
+              </m:r>
+            </m:e>
+          </m:eqArr>
+        </m:oMath>
+      </m:oMathPara>
+    </w:p>
+    <w:p>
+      <w:pPr>
+        <w:pStyle w:val="FirstParagraph"/>
+      </w:pPr>
+      <w:r>
+        <w:t xml:space="preserve">Here</w:t>
+      </w:r>
+      <w:r>
+        <w:t xml:space="preserve"> </w:t>
+      </w:r>
+      <m:oMath>
+        <m:r>
+          <m:rPr>
+            <m:sty m:val="bi"/>
+          </m:rPr>
+          <m:t>A</m:t>
+        </m:r>
+        <m:r>
+          <m:rPr>
+            <m:sty m:val="bi"/>
+          </m:rPr>
+          <m:t>B</m:t>
+        </m:r>
+        <m:r>
+          <m:rPr>
+            <m:sty m:val="p"/>
+          </m:rPr>
+          <m:t>≠</m:t>
+        </m:r>
+        <m:r>
+          <m:rPr>
+            <m:sty m:val="bi"/>
+          </m:rPr>
+          <m:t>B</m:t>
+        </m:r>
+        <m:r>
+          <m:rPr>
+            <m:sty m:val="bi"/>
+          </m:rPr>
+          <m:t>A</m:t>
+        </m:r>
+      </m:oMath>
+      <w:r>
+        <w:t xml:space="preserve">, so the middle terms do not combine into</w:t>
+      </w:r>
+      <w:r>
+        <w:t xml:space="preserve"> </w:t>
+      </w:r>
+      <m:oMath>
+        <m:r>
+          <m:t>2</m:t>
+        </m:r>
+        <m:r>
+          <m:rPr>
+            <m:sty m:val="bi"/>
+          </m:rPr>
+          <m:t>A</m:t>
+        </m:r>
+        <m:r>
+          <m:rPr>
+            <m:sty m:val="bi"/>
+          </m:rPr>
+          <m:t>B</m:t>
+        </m:r>
+      </m:oMath>
+      <w:r>
+        <w:t xml:space="preserve">.</w:t>
+      </w:r>
+      <w:r>
+        <w:t xml:space="preserve"> </w:t>
+      </w:r>
+      <w:r>
+        <w:t xml:space="preserve">The squared norm of a sum of vectors,</w:t>
+      </w:r>
+      <w:r>
+        <w:t xml:space="preserve"> </w:t>
+      </w:r>
+      <w:r>
+        <w:t xml:space="preserve">$\mathopen{}\left\lVert\mathord{\smash[b]{\underset{\raise.3ex\hbox{$\scriptstyle\sim$}}{x}}\vphantom{x}}+ \mathord{\smash[b]{\underset{\raise.3ex\hbox{$\scriptstyle\sim$}}{y}}\vphantom{y}}\right\rVert\mathclose{}^2$</w:t>
+      </w:r>
+      <w:r>
+        <w:t xml:space="preserve">, is a case where they do combine (</w:t>
+      </w:r>
+      <w:hyperlink r:id="rId37">
+        <w:r>
+          <w:rPr>
+            <w:rStyle w:val="Hyperlink"/>
+          </w:rPr>
+          <w:t xml:space="preserve">Theorem 2 in Inner Products and Orthogonality</w:t>
+        </w:r>
+      </w:hyperlink>
+      <w:r>
+        <w:t xml:space="preserve">), because</w:t>
+      </w:r>
+      <w:r>
+        <w:t xml:space="preserve"> </w:t>
+      </w:r>
+      <w:r>
+        <w:t xml:space="preserve">$\mathord{\smash[b]{\underset{\raise.3ex\hbox{$\scriptstyle\sim$}}{x}}\vphantom{x}}\cdot \mathord{\smash[b]{\underset{\raise.3ex\hbox{$\scriptstyle\sim$}}{y}}\vphantom{y}}= \mathord{\smash[b]{\underset{\raise.3ex\hbox{$\scriptstyle\sim$}}{y}}\vphantom{y}}\cdot \mathord{\smash[b]{\underset{\raise.3ex\hbox{$\scriptstyle\sim$}}{x}}\vphantom{x}}$</w:t>
+      </w:r>
+      <w:r>
+        <w:t xml:space="preserve">.</w:t>
+      </w:r>
+      <w:r>
+        <w:t xml:space="preserve"> </w:t>
+      </w:r>
+      <w:r>
+        <w:t xml:space="preserve">Matrices that commute, such as</w:t>
+      </w:r>
+      <w:r>
+        <w:t xml:space="preserve"> </w:t>
+      </w:r>
+      <m:oMath>
+        <m:r>
+          <m:rPr>
+            <m:sty m:val="bi"/>
+          </m:rPr>
+          <m:t>A</m:t>
+        </m:r>
+      </m:oMath>
+      <w:r>
+        <w:t xml:space="preserve"> </w:t>
+      </w:r>
+      <w:r>
+        <w:t xml:space="preserve">and</w:t>
+      </w:r>
+      <w:r>
+        <w:t xml:space="preserve"> </w:t>
+      </w:r>
+      <m:oMath>
+        <m:sSup>
+          <m:e>
+            <m:r>
+              <m:rPr>
+                <m:sty m:val="bi"/>
+              </m:rPr>
+              <m:t>A</m:t>
+            </m:r>
+          </m:e>
+          <m:sup>
+            <m:r>
+              <m:t>2</m:t>
+            </m:r>
+          </m:sup>
+        </m:sSup>
+      </m:oMath>
+      <w:r>
+        <w:t xml:space="preserve">, combine the same way.</w:t>
+      </w:r>
+    </w:p>
+    <w:bookmarkEnd w:id="38"/>
+    <w:bookmarkStart w:id="39" w:name="exr-shape-rule"/>
+    <w:p>
+      <w:pPr>
+        <w:pStyle w:val="BodyText"/>
       </w:pPr>
       <w:r>
         <w:rPr>
@@ -7286,8 +9007,8 @@
         <w:t xml:space="preserve">​</w:t>
       </w:r>
     </w:p>
-    <w:bookmarkEnd w:id="36"/>
-    <w:bookmarkStart w:id="38" w:name="sol-shape-rule"/>
+    <w:bookmarkEnd w:id="39"/>
+    <w:bookmarkStart w:id="41" w:name="sol-shape-rule"/>
     <w:p>
       <w:pPr>
         <w:pStyle w:val="FirstParagraph"/>
@@ -7859,7 +9580,7 @@
       <w:r>
         <w:t xml:space="preserve"> </w:t>
       </w:r>
-      <w:hyperlink r:id="rId37">
+      <w:hyperlink r:id="rId40">
         <w:r>
           <w:rPr>
             <w:rStyle w:val="Hyperlink"/>
@@ -7991,9 +9712,9 @@
         <w:t xml:space="preserve">commonest way to lose track of an expression.</w:t>
       </w:r>
     </w:p>
-    <w:bookmarkEnd w:id="38"/>
-    <w:bookmarkEnd w:id="39"/>
-    <w:bookmarkStart w:id="51" w:name="square-and-identity-matrices"/>
+    <w:bookmarkEnd w:id="41"/>
+    <w:bookmarkEnd w:id="42"/>
+    <w:bookmarkStart w:id="54" w:name="square-and-identity-matrices"/>
     <w:p>
       <w:pPr>
         <w:pStyle w:val="Heading3"/>
@@ -8002,7 +9723,7 @@
         <w:t xml:space="preserve">1.5 Square and identity matrices</w:t>
       </w:r>
     </w:p>
-    <w:bookmarkStart w:id="40" w:name="def-square-matrix"/>
+    <w:bookmarkStart w:id="43" w:name="def-square-matrix"/>
     <w:p>
       <w:pPr>
         <w:pStyle w:val="FirstParagraph"/>
@@ -8043,8 +9764,8 @@
         <w:t xml:space="preserve">if it has the same number of rows as columns.</w:t>
       </w:r>
     </w:p>
-    <w:bookmarkEnd w:id="40"/>
-    <w:bookmarkStart w:id="41" w:name="exm-square-matrix"/>
+    <w:bookmarkEnd w:id="43"/>
+    <w:bookmarkStart w:id="44" w:name="exm-square-matrix"/>
     <w:p>
       <w:pPr>
         <w:pStyle w:val="BodyText"/>
@@ -8054,7 +9775,7 @@
           <w:b/>
           <w:bCs/>
         </w:rPr>
-        <w:t xml:space="preserve">Example 7 (Square and not square)</w:t>
+        <w:t xml:space="preserve">Example 8 (Square and not square)</w:t>
       </w:r>
       <w:r>
         <w:t xml:space="preserve"> </w:t>
@@ -8253,8 +9974,8 @@
         <w:t xml:space="preserve">columns).</w:t>
       </w:r>
     </w:p>
-    <w:bookmarkEnd w:id="41"/>
-    <w:bookmarkStart w:id="42" w:name="def-main-diagonal"/>
+    <w:bookmarkEnd w:id="44"/>
+    <w:bookmarkStart w:id="45" w:name="def-main-diagonal"/>
     <w:p>
       <w:pPr>
         <w:pStyle w:val="BodyText"/>
@@ -8451,8 +10172,8 @@
         <w:t xml:space="preserve">.</w:t>
       </w:r>
     </w:p>
-    <w:bookmarkEnd w:id="42"/>
-    <w:bookmarkStart w:id="43" w:name="def-diagonal-entry"/>
+    <w:bookmarkEnd w:id="45"/>
+    <w:bookmarkStart w:id="46" w:name="def-diagonal-entry"/>
     <w:p>
       <w:pPr>
         <w:pStyle w:val="BodyText"/>
@@ -8529,8 +10250,8 @@
         <w:t xml:space="preserve">.</w:t>
       </w:r>
     </w:p>
-    <w:bookmarkEnd w:id="43"/>
-    <w:bookmarkStart w:id="44" w:name="def-off-diagonal-entry"/>
+    <w:bookmarkEnd w:id="46"/>
+    <w:bookmarkStart w:id="47" w:name="def-off-diagonal-entry"/>
     <w:p>
       <w:pPr>
         <w:pStyle w:val="BodyText"/>
@@ -8668,8 +10389,8 @@
         <w:t xml:space="preserve">.</w:t>
       </w:r>
     </w:p>
-    <w:bookmarkEnd w:id="44"/>
-    <w:bookmarkStart w:id="45" w:name="exm-main-diagonal"/>
+    <w:bookmarkEnd w:id="47"/>
+    <w:bookmarkStart w:id="48" w:name="exm-main-diagonal"/>
     <w:p>
       <w:pPr>
         <w:pStyle w:val="BodyText"/>
@@ -8679,7 +10400,7 @@
           <w:b/>
           <w:bCs/>
         </w:rPr>
-        <w:t xml:space="preserve">Example 8 (Diagonal entries of a square and a non-square matrix)</w:t>
+        <w:t xml:space="preserve">Example 9 (Diagonal entries of a square and a non-square matrix)</w:t>
       </w:r>
       <w:r>
         <w:t xml:space="preserve"> </w:t>
@@ -9193,8 +10914,8 @@
         <w:t xml:space="preserve">, are off-diagonal.</w:t>
       </w:r>
     </w:p>
-    <w:bookmarkEnd w:id="45"/>
-    <w:bookmarkStart w:id="46" w:name="def-identity-matrix"/>
+    <w:bookmarkEnd w:id="48"/>
+    <w:bookmarkStart w:id="49" w:name="def-identity-matrix"/>
     <w:p>
       <w:pPr>
         <w:pStyle w:val="FirstParagraph"/>
@@ -9630,8 +11351,8 @@
         </m:oMath>
       </m:oMathPara>
     </w:p>
-    <w:bookmarkEnd w:id="46"/>
-    <w:bookmarkStart w:id="47" w:name="exm-identity-matrix"/>
+    <w:bookmarkEnd w:id="49"/>
+    <w:bookmarkStart w:id="50" w:name="exm-identity-matrix"/>
     <w:p>
       <w:pPr>
         <w:pStyle w:val="FirstParagraph"/>
@@ -9641,7 +11362,7 @@
           <w:b/>
           <w:bCs/>
         </w:rPr>
-        <w:t xml:space="preserve">Example 9 (The</w:t>
+        <w:t xml:space="preserve">Example 10 (The</w:t>
       </w:r>
       <w:r>
         <w:rPr>
@@ -9922,8 +11643,8 @@
         <w:t xml:space="preserve">.</w:t>
       </w:r>
     </w:p>
-    <w:bookmarkEnd w:id="47"/>
-    <w:bookmarkStart w:id="49" w:name="rem-identity-matrix-kronecker-delta"/>
+    <w:bookmarkEnd w:id="50"/>
+    <w:bookmarkStart w:id="52" w:name="rem-identity-matrix-kronecker-delta"/>
     <w:p>
       <w:pPr>
         <w:pStyle w:val="BodyText"/>
@@ -9944,7 +11665,7 @@
       <w:r>
         <w:t xml:space="preserve"> </w:t>
       </w:r>
-      <w:hyperlink r:id="rId48">
+      <w:hyperlink r:id="rId51">
         <w:r>
           <w:rPr>
             <w:rStyle w:val="Hyperlink"/>
@@ -10024,8 +11745,8 @@
         <w:t xml:space="preserve">.</w:t>
       </w:r>
     </w:p>
-    <w:bookmarkEnd w:id="49"/>
-    <w:bookmarkStart w:id="50" w:name="thm-identity"/>
+    <w:bookmarkEnd w:id="52"/>
+    <w:bookmarkStart w:id="53" w:name="thm-identity"/>
     <w:p>
       <w:pPr>
         <w:pStyle w:val="BodyText"/>
@@ -10035,7 +11756,7 @@
           <w:b/>
           <w:bCs/>
         </w:rPr>
-        <w:t xml:space="preserve">Theorem 7 (Identity matrix is a multiplicative identity)</w:t>
+        <w:t xml:space="preserve">Theorem 8 (Identity matrix is a multiplicative identity)</w:t>
       </w:r>
       <w:r>
         <w:t xml:space="preserve"> </w:t>
@@ -10177,9 +11898,9 @@
         </m:oMath>
       </m:oMathPara>
     </w:p>
-    <w:bookmarkEnd w:id="50"/>
-    <w:bookmarkEnd w:id="51"/>
-    <w:bookmarkStart w:id="57" w:name="matrix-vector-multiplication"/>
+    <w:bookmarkEnd w:id="53"/>
+    <w:bookmarkEnd w:id="54"/>
+    <w:bookmarkStart w:id="60" w:name="matrix-vector-multiplication"/>
     <w:p>
       <w:pPr>
         <w:pStyle w:val="Heading3"/>
@@ -10188,7 +11909,7 @@
         <w:t xml:space="preserve">1.6 Matrix-vector multiplication</w:t>
       </w:r>
     </w:p>
-    <w:bookmarkStart w:id="52" w:name="def-matvec-mult"/>
+    <w:bookmarkStart w:id="55" w:name="def-matvec-mult"/>
     <w:p>
       <w:pPr>
         <w:pStyle w:val="FirstParagraph"/>
@@ -10341,8 +12062,8 @@
         <w:t xml:space="preserve">$$(\mathbf{A}\mathord{\smash[b]{\underset{\raise.3ex\hbox{$\scriptstyle\sim$}}{x}}\vphantom{x}})_i = \sum_{j=1}^pa_{ij}\, x_j$$</w:t>
       </w:r>
     </w:p>
-    <w:bookmarkEnd w:id="52"/>
-    <w:bookmarkStart w:id="54" w:name="rem-matvec-row-dot-products"/>
+    <w:bookmarkEnd w:id="55"/>
+    <w:bookmarkStart w:id="57" w:name="rem-matvec-row-dot-products"/>
     <w:p>
       <w:pPr>
         <w:pStyle w:val="FirstParagraph"/>
@@ -10360,7 +12081,7 @@
       <w:r>
         <w:t xml:space="preserve">Matrix-vector multiplication extends the dot product (</w:t>
       </w:r>
-      <w:hyperlink r:id="rId53">
+      <w:hyperlink r:id="rId56">
         <w:r>
           <w:rPr>
             <w:rStyle w:val="Hyperlink"/>
@@ -10768,8 +12489,8 @@
         </m:oMath>
       </m:oMathPara>
     </w:p>
-    <w:bookmarkEnd w:id="54"/>
-    <w:bookmarkStart w:id="55" w:name="def-linear-system"/>
+    <w:bookmarkEnd w:id="57"/>
+    <w:bookmarkStart w:id="58" w:name="def-linear-system"/>
     <w:p>
       <w:pPr>
         <w:pStyle w:val="FirstParagraph"/>
@@ -10967,8 +12688,8 @@
         <w:t xml:space="preserve">holds.</w:t>
       </w:r>
     </w:p>
-    <w:bookmarkEnd w:id="55"/>
-    <w:bookmarkStart w:id="56" w:name="exm-linear-system"/>
+    <w:bookmarkEnd w:id="58"/>
+    <w:bookmarkStart w:id="59" w:name="exm-linear-system"/>
     <w:p>
       <w:pPr>
         <w:pStyle w:val="BodyText"/>
@@ -10978,7 +12699,7 @@
           <w:b/>
           <w:bCs/>
         </w:rPr>
-        <w:t xml:space="preserve">Example 10 (Two equations in two unknowns)</w:t>
+        <w:t xml:space="preserve">Example 11 (Two equations in two unknowns)</w:t>
       </w:r>
       <w:r>
         <w:t xml:space="preserve"> </w:t>
@@ -11848,9 +13569,9 @@
         <w:t xml:space="preserve">.</w:t>
       </w:r>
     </w:p>
-    <w:bookmarkEnd w:id="56"/>
-    <w:bookmarkEnd w:id="57"/>
-    <w:bookmarkStart w:id="115" w:name="linear-and-affine-maps"/>
+    <w:bookmarkEnd w:id="59"/>
+    <w:bookmarkEnd w:id="60"/>
+    <w:bookmarkStart w:id="118" w:name="linear-and-affine-maps"/>
     <w:p>
       <w:pPr>
         <w:pStyle w:val="Heading3"/>
@@ -11859,7 +13580,7 @@
         <w:t xml:space="preserve">1.7 Linear and affine maps</w:t>
       </w:r>
     </w:p>
-    <w:bookmarkStart w:id="59" w:name="def-linear-map"/>
+    <w:bookmarkStart w:id="62" w:name="def-linear-map"/>
     <w:p>
       <w:pPr>
         <w:pStyle w:val="FirstParagraph"/>
@@ -11880,7 +13601,7 @@
       <w:r>
         <w:t xml:space="preserve"> </w:t>
       </w:r>
-      <w:hyperlink r:id="rId58">
+      <w:hyperlink r:id="rId61">
         <w:r>
           <w:rPr>
             <w:rStyle w:val="Hyperlink"/>
@@ -12102,8 +13823,8 @@
         <w:t xml:space="preserve">)</w:t>
       </w:r>
     </w:p>
-    <w:bookmarkEnd w:id="59"/>
-    <w:bookmarkStart w:id="60" w:name="exm-linear-map"/>
+    <w:bookmarkEnd w:id="62"/>
+    <w:bookmarkStart w:id="63" w:name="exm-linear-map"/>
     <w:p>
       <w:pPr>
         <w:pStyle w:val="FirstParagraph"/>
@@ -12113,7 +13834,7 @@
           <w:b/>
           <w:bCs/>
         </w:rPr>
-        <w:t xml:space="preserve">Example 11 (A linear map, and two functions that are not)</w:t>
+        <w:t xml:space="preserve">Example 12 (A linear map, and two functions that are not)</w:t>
       </w:r>
       <w:r>
         <w:t xml:space="preserve"> </w:t>
@@ -12681,8 +14402,8 @@
         <w:t xml:space="preserve">.</w:t>
       </w:r>
     </w:p>
-    <w:bookmarkEnd w:id="60"/>
-    <w:bookmarkStart w:id="61" w:name="def-linear-operator"/>
+    <w:bookmarkEnd w:id="63"/>
+    <w:bookmarkStart w:id="64" w:name="def-linear-operator"/>
     <w:p>
       <w:pPr>
         <w:pStyle w:val="FirstParagraph"/>
@@ -12864,8 +14585,8 @@
         <w:t xml:space="preserve">more loosely, for any linear map.</w:t>
       </w:r>
     </w:p>
-    <w:bookmarkEnd w:id="61"/>
-    <w:bookmarkStart w:id="62" w:name="exm-linear-operator"/>
+    <w:bookmarkEnd w:id="64"/>
+    <w:bookmarkStart w:id="65" w:name="exm-linear-operator"/>
     <w:p>
       <w:pPr>
         <w:pStyle w:val="BodyText"/>
@@ -12875,7 +14596,7 @@
           <w:b/>
           <w:bCs/>
         </w:rPr>
-        <w:t xml:space="preserve">Example 12 (A linear operator, and a linear map that is not one)</w:t>
+        <w:t xml:space="preserve">Example 13 (A linear operator, and a linear map that is not one)</w:t>
       </w:r>
       <w:r>
         <w:t xml:space="preserve"> </w:t>
@@ -12903,7 +14624,7 @@
           <w:rPr>
             <w:rStyle w:val="Hyperlink"/>
           </w:rPr>
-          <w:t xml:space="preserve">Example 11</w:t>
+          <w:t xml:space="preserve">Example 12</w:t>
         </w:r>
       </w:hyperlink>
       <w:r>
@@ -13082,8 +14803,8 @@
         <w:t xml:space="preserve">.</w:t>
       </w:r>
     </w:p>
-    <w:bookmarkEnd w:id="62"/>
-    <w:bookmarkStart w:id="63" w:name="thm-linear-map-zero"/>
+    <w:bookmarkEnd w:id="65"/>
+    <w:bookmarkStart w:id="66" w:name="thm-linear-map-zero"/>
     <w:p>
       <w:pPr>
         <w:pStyle w:val="BodyText"/>
@@ -13093,7 +14814,7 @@
           <w:b/>
           <w:bCs/>
         </w:rPr>
-        <w:t xml:space="preserve">Theorem 8 (A linear map sends zero to zero)</w:t>
+        <w:t xml:space="preserve">Theorem 9 (A linear map sends zero to zero)</w:t>
       </w:r>
       <w:r>
         <w:t xml:space="preserve"> </w:t>
@@ -13186,7 +14907,7 @@
         <w:t xml:space="preserve">.</w:t>
       </w:r>
     </w:p>
-    <w:bookmarkEnd w:id="63"/>
+    <w:bookmarkEnd w:id="66"/>
     <w:p>
       <w:pPr>
         <w:pStyle w:val="BodyText"/>
@@ -13263,7 +14984,7 @@
     $$</w:t>
       </w:r>
     </w:p>
-    <w:bookmarkStart w:id="64" w:name="exm-linear-map-zero"/>
+    <w:bookmarkStart w:id="67" w:name="exm-linear-map-zero"/>
     <w:p>
       <w:pPr>
         <w:pStyle w:val="FirstParagraph"/>
@@ -13273,7 +14994,7 @@
           <w:b/>
           <w:bCs/>
         </w:rPr>
-        <w:t xml:space="preserve">Example 13 (Ruling out linearity at zero)</w:t>
+        <w:t xml:space="preserve">Example 14 (Ruling out linearity at zero)</w:t>
       </w:r>
       <w:r>
         <w:t xml:space="preserve"> </w:t>
@@ -13289,7 +15010,7 @@
           <w:rPr>
             <w:rStyle w:val="Hyperlink"/>
           </w:rPr>
-          <w:t xml:space="preserve">Example 11</w:t>
+          <w:t xml:space="preserve">Example 12</w:t>
         </w:r>
       </w:hyperlink>
       <w:r>
@@ -13400,7 +15121,7 @@
           <w:rPr>
             <w:rStyle w:val="Hyperlink"/>
           </w:rPr>
-          <w:t xml:space="preserve">Theorem 8</w:t>
+          <w:t xml:space="preserve">Theorem 9</w:t>
         </w:r>
       </w:hyperlink>
       <w:r>
@@ -13533,8 +15254,8 @@
         <w:t xml:space="preserve">and is still not linear.</w:t>
       </w:r>
     </w:p>
-    <w:bookmarkEnd w:id="64"/>
-    <w:bookmarkStart w:id="65" w:name="thm-matrix-map-linear"/>
+    <w:bookmarkEnd w:id="67"/>
+    <w:bookmarkStart w:id="68" w:name="thm-matrix-map-linear"/>
     <w:p>
       <w:pPr>
         <w:pStyle w:val="BodyText"/>
@@ -13544,7 +15265,7 @@
           <w:b/>
           <w:bCs/>
         </w:rPr>
-        <w:t xml:space="preserve">Theorem 9 (Multiplying by a matrix is a linear map)</w:t>
+        <w:t xml:space="preserve">Theorem 10 (Multiplying by a matrix is a linear map)</w:t>
       </w:r>
       <w:r>
         <w:t xml:space="preserve"> </w:t>
@@ -13677,7 +15398,7 @@
         <w:t xml:space="preserve">).</w:t>
       </w:r>
     </w:p>
-    <w:bookmarkEnd w:id="65"/>
+    <w:bookmarkEnd w:id="68"/>
     <w:p>
       <w:pPr>
         <w:pStyle w:val="BodyText"/>
@@ -13821,7 +15542,7 @@
       <w:r>
         <w:t xml:space="preserve"> </w:t>
       </w:r>
-      <w:hyperlink r:id="rId66">
+      <w:hyperlink r:id="rId69">
         <w:r>
           <w:rPr>
             <w:rStyle w:val="Hyperlink"/>
@@ -13835,7 +15556,7 @@
       <w:r>
         <w:t xml:space="preserve"> </w:t>
       </w:r>
-      <w:hyperlink r:id="rId67">
+      <w:hyperlink r:id="rId70">
         <w:r>
           <w:rPr>
             <w:rStyle w:val="Hyperlink"/>
@@ -13849,7 +15570,7 @@
       <w:r>
         <w:t xml:space="preserve"> </w:t>
       </w:r>
-      <w:hyperlink r:id="rId68">
+      <w:hyperlink r:id="rId71">
         <w:r>
           <w:rPr>
             <w:rStyle w:val="Hyperlink"/>
@@ -13863,7 +15584,7 @@
       <w:r>
         <w:t xml:space="preserve"> </w:t>
       </w:r>
-      <w:hyperlink r:id="rId69">
+      <w:hyperlink r:id="rId72">
         <w:r>
           <w:rPr>
             <w:rStyle w:val="Hyperlink"/>
@@ -13883,7 +15604,7 @@
       <w:r>
         <w:t xml:space="preserve"> </w:t>
       </w:r>
-      <w:hyperlink r:id="rId70">
+      <w:hyperlink r:id="rId73">
         <w:r>
           <w:rPr>
             <w:rStyle w:val="Hyperlink"/>
@@ -13895,7 +15616,7 @@
         <w:t xml:space="preserve">.</w:t>
       </w:r>
     </w:p>
-    <w:bookmarkStart w:id="71" w:name="thm-linear-map-lincom"/>
+    <w:bookmarkStart w:id="74" w:name="thm-linear-map-lincom"/>
     <w:p>
       <w:pPr>
         <w:pStyle w:val="BodyText"/>
@@ -13905,7 +15626,7 @@
           <w:b/>
           <w:bCs/>
         </w:rPr>
-        <w:t xml:space="preserve">Theorem 10 (A linear map preserves linear combinations)</w:t>
+        <w:t xml:space="preserve">Theorem 11 (A linear map preserves linear combinations)</w:t>
       </w:r>
       <w:r>
         <w:t xml:space="preserve"> </w:t>
@@ -14072,7 +15793,7 @@
         <w:t xml:space="preserve">$$f\mathopen{}\left(\sum_{j=1}^{k} c_j \mathord{\smash[b]{\underset{\raise.3ex\hbox{$\scriptstyle\sim$}}{v}}\vphantom{v}}_j\right)\mathclose{} = \sum_{j=1}^{k} c_j f(\mathord{\smash[b]{\underset{\raise.3ex\hbox{$\scriptstyle\sim$}}{v}}\vphantom{v}}_j)$$</w:t>
       </w:r>
     </w:p>
-    <w:bookmarkEnd w:id="71"/>
+    <w:bookmarkEnd w:id="74"/>
     <w:p>
       <w:pPr>
         <w:pStyle w:val="FirstParagraph"/>
@@ -14093,7 +15814,7 @@
       <w:r>
         <w:t xml:space="preserve"> </w:t>
       </w:r>
-      <w:hyperlink r:id="rId72">
+      <w:hyperlink r:id="rId75">
         <w:r>
           <w:rPr>
             <w:rStyle w:val="Hyperlink"/>
@@ -14221,7 +15942,7 @@
     $$</w:t>
       </w:r>
     </w:p>
-    <w:bookmarkStart w:id="74" w:name="thm-linear-map-matrix"/>
+    <w:bookmarkStart w:id="77" w:name="thm-linear-map-matrix"/>
     <w:p>
       <w:pPr>
         <w:pStyle w:val="FirstParagraph"/>
@@ -14231,7 +15952,7 @@
           <w:b/>
           <w:bCs/>
         </w:rPr>
-        <w:t xml:space="preserve">Theorem 11 (Every linear map is multiplication by a matrix)</w:t>
+        <w:t xml:space="preserve">Theorem 12 (Every linear map is multiplication by a matrix)</w:t>
       </w:r>
       <w:r>
         <w:t xml:space="preserve"> </w:t>
@@ -14441,7 +16162,7 @@
       <w:r>
         <w:t xml:space="preserve">th indicator vector (</w:t>
       </w:r>
-      <w:hyperlink r:id="rId73">
+      <w:hyperlink r:id="rId76">
         <w:r>
           <w:rPr>
             <w:rStyle w:val="Hyperlink"/>
@@ -14468,7 +16189,7 @@
         <w:t xml:space="preserve">.</w:t>
       </w:r>
     </w:p>
-    <w:bookmarkEnd w:id="74"/>
+    <w:bookmarkEnd w:id="77"/>
     <w:p>
       <w:pPr>
         <w:pStyle w:val="BodyText"/>
@@ -14572,7 +16293,7 @@
     &amp;= f\mathopen{}\left(\sum_{j=1}^px_j \mathord{\smash[b]{\underset{\raise.3ex\hbox{$\scriptstyle\sim$}}{e}}\vphantom{e}}_j\right)\mathclose{}
     &amp;&amp; \text{(}\text{Theorem~3 in Vectors}\text{)}
     \\&amp;= \sum_{j=1}^px_j f(\mathord{\smash[b]{\underset{\raise.3ex\hbox{$\scriptstyle\sim$}}{e}}\vphantom{e}}_j)
-    &amp;&amp; \text{(}\text{Theorem~10}\text{)}
+    &amp;&amp; \text{(}\text{Theorem~11}\text{)}
     \end{aligned}
     $$</w:t>
       </w:r>
@@ -14838,7 +16559,7 @@
         <w:t xml:space="preserve">.</w:t>
       </w:r>
     </w:p>
-    <w:bookmarkStart w:id="75" w:name="def-matrix-of-linear-map"/>
+    <w:bookmarkStart w:id="78" w:name="def-matrix-of-linear-map"/>
     <w:p>
       <w:pPr>
         <w:pStyle w:val="BodyText"/>
@@ -14999,7 +16720,7 @@
           <w:rPr>
             <w:rStyle w:val="Hyperlink"/>
           </w:rPr>
-          <w:t xml:space="preserve">Theorem 11</w:t>
+          <w:t xml:space="preserve">Theorem 12</w:t>
         </w:r>
       </w:hyperlink>
       <w:r>
@@ -15035,8 +16756,8 @@
         <w:t xml:space="preserve">.</w:t>
       </w:r>
     </w:p>
-    <w:bookmarkEnd w:id="75"/>
-    <w:bookmarkStart w:id="76" w:name="exm-linear-map-matrix"/>
+    <w:bookmarkEnd w:id="78"/>
+    <w:bookmarkStart w:id="79" w:name="exm-linear-map-matrix"/>
     <w:p>
       <w:pPr>
         <w:pStyle w:val="BodyText"/>
@@ -15046,7 +16767,7 @@
           <w:b/>
           <w:bCs/>
         </w:rPr>
-        <w:t xml:space="preserve">Example 14 (Finding the matrix of a linear map)</w:t>
+        <w:t xml:space="preserve">Example 15 (Finding the matrix of a linear map)</w:t>
       </w:r>
       <w:r>
         <w:t xml:space="preserve"> </w:t>
@@ -15074,7 +16795,7 @@
           <w:rPr>
             <w:rStyle w:val="Hyperlink"/>
           </w:rPr>
-          <w:t xml:space="preserve">Example 11</w:t>
+          <w:t xml:space="preserve">Example 12</w:t>
         </w:r>
       </w:hyperlink>
       <w:r>
@@ -15220,8 +16941,8 @@
         <w:t xml:space="preserve">.</w:t>
       </w:r>
     </w:p>
-    <w:bookmarkEnd w:id="76"/>
-    <w:bookmarkStart w:id="77" w:name="cor-linear-scalar"/>
+    <w:bookmarkEnd w:id="79"/>
+    <w:bookmarkStart w:id="80" w:name="cor-linear-scalar"/>
     <w:p>
       <w:pPr>
         <w:pStyle w:val="BodyText"/>
@@ -15357,7 +17078,7 @@
         <w:t xml:space="preserve">.</w:t>
       </w:r>
     </w:p>
-    <w:bookmarkEnd w:id="77"/>
+    <w:bookmarkEnd w:id="80"/>
     <w:p>
       <w:pPr>
         <w:pStyle w:val="BodyText"/>
@@ -15413,7 +17134,7 @@
           <w:rPr>
             <w:rStyle w:val="Hyperlink"/>
           </w:rPr>
-          <w:t xml:space="preserve">Theorem 11</w:t>
+          <w:t xml:space="preserve">Theorem 12</w:t>
         </w:r>
       </w:hyperlink>
       <w:r>
@@ -15590,7 +17311,7 @@
     \begin{aligned}
     f(\mathord{\smash[b]{\underset{\raise.3ex\hbox{$\scriptstyle\sim$}}{x}}\vphantom{x}})
     &amp;= \mathbf{A}\mathord{\smash[b]{\underset{\raise.3ex\hbox{$\scriptstyle\sim$}}{x}}\vphantom{x}}
-    &amp;&amp; \text{(}\text{Theorem~11}\text{)}
+    &amp;&amp; \text{(}\text{Theorem~12}\text{)}
     \\&amp;= \mathord{\smash[b]{\underset{\raise.3ex\hbox{$\scriptstyle\sim$}}{w}}\vphantom{w}} \cdot \mathord{\smash[b]{\underset{\raise.3ex\hbox{$\scriptstyle\sim$}}{x}}\vphantom{x}}
     &amp;&amp; (\mathbf{A} = \mathord{\smash[b]{\underset{\raise.3ex\hbox{$\scriptstyle\sim$}}{w}}\vphantom{w}}^{\top})
     \end{aligned}
@@ -15719,14 +17440,14 @@
           <w:rPr>
             <w:rStyle w:val="Hyperlink"/>
           </w:rPr>
-          <w:t xml:space="preserve">Theorem 9</w:t>
+          <w:t xml:space="preserve">Theorem 10</w:t>
         </w:r>
       </w:hyperlink>
       <w:r>
         <w:t xml:space="preserve">.</w:t>
       </w:r>
     </w:p>
-    <w:bookmarkStart w:id="78" w:name="exm-linear-scalar"/>
+    <w:bookmarkStart w:id="81" w:name="exm-linear-scalar"/>
     <w:p>
       <w:pPr>
         <w:pStyle w:val="BodyText"/>
@@ -15736,7 +17457,7 @@
           <w:b/>
           <w:bCs/>
         </w:rPr>
-        <w:t xml:space="preserve">Example 15 (A linear function from</w:t>
+        <w:t xml:space="preserve">Example 16 (A linear function from</w:t>
       </w:r>
       <w:r>
         <w:rPr>
@@ -15942,14 +17663,14 @@
           <w:rPr>
             <w:rStyle w:val="Hyperlink"/>
           </w:rPr>
-          <w:t xml:space="preserve">Theorem 8</w:t>
+          <w:t xml:space="preserve">Theorem 9</w:t>
         </w:r>
       </w:hyperlink>
       <w:r>
         <w:t xml:space="preserve">).</w:t>
       </w:r>
     </w:p>
-    <w:bookmarkEnd w:id="78"/>
+    <w:bookmarkEnd w:id="81"/>
     <w:tbl>
       <w:tblPr>
         <w:tblStyle w:val="Table"/>
@@ -15991,18 +17712,18 @@
                 <wp:inline>
                   <wp:extent cx="152400" cy="152400"/>
                   <wp:effectExtent b="0" l="0" r="0" t="0"/>
-                  <wp:docPr descr="" title="" id="80" name="Picture"/>
+                  <wp:docPr descr="" title="" id="83" name="Picture"/>
                   <a:graphic>
                     <a:graphicData uri="http://schemas.openxmlformats.org/drawingml/2006/picture">
                       <pic:pic>
                         <pic:nvPicPr>
-                          <pic:cNvPr descr="/opt/quarto/share/formats/docx/tip.png" id="81" name="Picture"/>
+                          <pic:cNvPr descr="/opt/quarto/share/formats/docx/tip.png" id="84" name="Picture"/>
                           <pic:cNvPicPr>
                             <a:picLocks noChangeArrowheads="1" noChangeAspect="1"/>
                           </pic:cNvPicPr>
                         </pic:nvPicPr>
                         <pic:blipFill>
-                          <a:blip r:embed="rId79"/>
+                          <a:blip r:embed="rId82"/>
                           <a:stretch>
                             <a:fillRect/>
                           </a:stretch>
@@ -16064,7 +17785,7 @@
             <w:r>
               <w:t xml:space="preserve"> </w:t>
             </w:r>
-            <w:hyperlink r:id="rId82">
+            <w:hyperlink r:id="rId85">
               <w:r>
                 <w:rPr>
                   <w:rStyle w:val="Hyperlink"/>
@@ -16095,7 +17816,7 @@
                 <w:numId w:val="1006"/>
               </w:numPr>
             </w:pPr>
-            <w:hyperlink r:id="rId83">
+            <w:hyperlink r:id="rId86">
               <w:r>
                 <w:rPr>
                   <w:rStyle w:val="Hyperlink"/>
@@ -16141,7 +17862,7 @@
                 <w:numId w:val="1006"/>
               </w:numPr>
             </w:pPr>
-            <w:hyperlink r:id="rId84">
+            <w:hyperlink r:id="rId87">
               <w:r>
                 <w:rPr>
                   <w:rStyle w:val="Hyperlink"/>
@@ -16228,7 +17949,7 @@
         </w:tc>
       </w:tr>
     </w:tbl>
-    <w:bookmarkStart w:id="85" w:name="def-translation"/>
+    <w:bookmarkStart w:id="88" w:name="def-translation"/>
     <w:p>
       <w:pPr>
         <w:pStyle w:val="FirstParagraph"/>
@@ -16316,8 +18037,8 @@
         <w:t xml:space="preserve">$$t_{\mathord{\smash[b]{\underset{\raise.3ex\hbox{$\scriptstyle\sim$}}{b}}\vphantom{b}}}(\mathord{\smash[b]{\underset{\raise.3ex\hbox{$\scriptstyle\sim$}}{y}}\vphantom{y}}) = \mathord{\smash[b]{\underset{\raise.3ex\hbox{$\scriptstyle\sim$}}{y}}\vphantom{y}}+ \mathord{\smash[b]{\underset{\raise.3ex\hbox{$\scriptstyle\sim$}}{b}}\vphantom{b}}$$</w:t>
       </w:r>
     </w:p>
-    <w:bookmarkEnd w:id="85"/>
-    <w:bookmarkStart w:id="86" w:name="exm-translation"/>
+    <w:bookmarkEnd w:id="88"/>
+    <w:bookmarkStart w:id="89" w:name="exm-translation"/>
     <w:p>
       <w:pPr>
         <w:pStyle w:val="FirstParagraph"/>
@@ -16327,7 +18048,7 @@
           <w:b/>
           <w:bCs/>
         </w:rPr>
-        <w:t xml:space="preserve">Example 16 (Translating two points)</w:t>
+        <w:t xml:space="preserve">Example 17 (Translating two points)</w:t>
       </w:r>
       <w:r>
         <w:t xml:space="preserve"> </w:t>
@@ -16368,8 +18089,8 @@
         <w:t xml:space="preserve">Both points move one unit right and two units down.</w:t>
       </w:r>
     </w:p>
-    <w:bookmarkEnd w:id="86"/>
-    <w:bookmarkStart w:id="87" w:name="rem-translation-moves-every-point"/>
+    <w:bookmarkEnd w:id="89"/>
+    <w:bookmarkStart w:id="90" w:name="rem-translation-moves-every-point"/>
     <w:p>
       <w:pPr>
         <w:pStyle w:val="BodyText"/>
@@ -16409,8 +18130,8 @@
         <w:t xml:space="preserve">.</w:t>
       </w:r>
     </w:p>
-    <w:bookmarkEnd w:id="87"/>
-    <w:bookmarkStart w:id="89" w:name="def-affine-map"/>
+    <w:bookmarkEnd w:id="90"/>
+    <w:bookmarkStart w:id="92" w:name="def-affine-map"/>
     <w:p>
       <w:pPr>
         <w:pStyle w:val="BodyText"/>
@@ -16431,7 +18152,7 @@
       <w:r>
         <w:t xml:space="preserve"> </w:t>
       </w:r>
-      <w:hyperlink r:id="rId58">
+      <w:hyperlink r:id="rId61">
         <w:r>
           <w:rPr>
             <w:rStyle w:val="Hyperlink"/>
@@ -16568,7 +18289,7 @@
       <w:r>
         <w:t xml:space="preserve"> </w:t>
       </w:r>
-      <w:hyperlink r:id="rId88">
+      <w:hyperlink r:id="rId91">
         <w:r>
           <w:rPr>
             <w:rStyle w:val="Hyperlink"/>
@@ -16652,8 +18373,8 @@
     $$</w:t>
       </w:r>
     </w:p>
-    <w:bookmarkEnd w:id="89"/>
-    <w:bookmarkStart w:id="90" w:name="def-affine-offset"/>
+    <w:bookmarkEnd w:id="92"/>
+    <w:bookmarkStart w:id="93" w:name="def-affine-offset"/>
     <w:p>
       <w:pPr>
         <w:pStyle w:val="FirstParagraph"/>
@@ -16754,8 +18475,8 @@
         <w:t xml:space="preserve">).</w:t>
       </w:r>
     </w:p>
-    <w:bookmarkEnd w:id="90"/>
-    <w:bookmarkStart w:id="93" w:name="rem-affine-map-real-valued"/>
+    <w:bookmarkEnd w:id="93"/>
+    <w:bookmarkStart w:id="96" w:name="rem-affine-map-real-valued"/>
     <w:p>
       <w:pPr>
         <w:pStyle w:val="BodyText"/>
@@ -16773,7 +18494,7 @@
       <w:r>
         <w:t xml:space="preserve">For a real-valued function (</w:t>
       </w:r>
-      <w:hyperlink r:id="rId91">
+      <w:hyperlink r:id="rId94">
         <w:r>
           <w:rPr>
             <w:rStyle w:val="Hyperlink"/>
@@ -16893,14 +18614,14 @@
       <w:pPr>
         <w:pStyle w:val="BodyText"/>
       </w:pPr>
-      <w:bookmarkStart w:id="92" w:name="eq-linear-scalar"/>
+      <w:bookmarkStart w:id="95" w:name="eq-linear-scalar"/>
       <w:r>
         <w:t xml:space="preserve">$$f(\mathord{\smash[b]{\underset{\raise.3ex\hbox{$\scriptstyle\sim$}}{x}}\vphantom{x}}) = \mathord{\smash[b]{\underset{\raise.3ex\hbox{$\scriptstyle\sim$}}{w}}\vphantom{w}} \cdot \mathord{\smash[b]{\underset{\raise.3ex\hbox{$\scriptstyle\sim$}}{x}}\vphantom{x}} + b, \qquad \mathord{\smash[b]{\underset{\raise.3ex\hbox{$\scriptstyle\sim$}}{w}}\vphantom{w}} \in \mathbb{R}^p, \quad b \in \mathbb{R} \qquad(1)$$</w:t>
       </w:r>
-      <w:bookmarkEnd w:id="92"/>
+      <w:bookmarkEnd w:id="95"/>
     </w:p>
-    <w:bookmarkEnd w:id="93"/>
-    <w:bookmarkStart w:id="94" w:name="def-augmented-vector"/>
+    <w:bookmarkEnd w:id="96"/>
+    <w:bookmarkStart w:id="97" w:name="def-augmented-vector"/>
     <w:p>
       <w:pPr>
         <w:pStyle w:val="FirstParagraph"/>
@@ -16996,8 +18717,8 @@
     $$</w:t>
       </w:r>
     </w:p>
-    <w:bookmarkEnd w:id="94"/>
-    <w:bookmarkStart w:id="95" w:name="exm-augmented-vector"/>
+    <w:bookmarkEnd w:id="97"/>
+    <w:bookmarkStart w:id="98" w:name="exm-augmented-vector"/>
     <w:p>
       <w:pPr>
         <w:pStyle w:val="FirstParagraph"/>
@@ -17007,7 +18728,7 @@
           <w:b/>
           <w:bCs/>
         </w:rPr>
-        <w:t xml:space="preserve">Example 17 (An affine function as a dot product with an augmented vector)</w:t>
+        <w:t xml:space="preserve">Example 18 (An affine function as a dot product with an augmented vector)</w:t>
       </w:r>
       <w:r>
         <w:t xml:space="preserve"> </w:t>
@@ -17264,8 +18985,8 @@
     $$</w:t>
       </w:r>
     </w:p>
-    <w:bookmarkEnd w:id="95"/>
-    <w:bookmarkStart w:id="96" w:name="thm-affine-map-zero"/>
+    <w:bookmarkEnd w:id="98"/>
+    <w:bookmarkStart w:id="99" w:name="thm-affine-map-zero"/>
     <w:p>
       <w:pPr>
         <w:pStyle w:val="FirstParagraph"/>
@@ -17275,7 +18996,7 @@
           <w:b/>
           <w:bCs/>
         </w:rPr>
-        <w:t xml:space="preserve">Theorem 12 (An affine map sends zero to its offset)</w:t>
+        <w:t xml:space="preserve">Theorem 13 (An affine map sends zero to its offset)</w:t>
       </w:r>
       <w:r>
         <w:t xml:space="preserve"> </w:t>
@@ -17322,7 +19043,7 @@
         <w:t xml:space="preserve">.</w:t>
       </w:r>
     </w:p>
-    <w:bookmarkEnd w:id="96"/>
+    <w:bookmarkEnd w:id="99"/>
     <w:p>
       <w:pPr>
         <w:pStyle w:val="BodyText"/>
@@ -17405,7 +19126,7 @@
     $$</w:t>
       </w:r>
     </w:p>
-    <w:bookmarkStart w:id="97" w:name="thm-affine-linear-iff"/>
+    <w:bookmarkStart w:id="100" w:name="thm-affine-linear-iff"/>
     <w:p>
       <w:pPr>
         <w:pStyle w:val="FirstParagraph"/>
@@ -17415,7 +19136,7 @@
           <w:b/>
           <w:bCs/>
         </w:rPr>
-        <w:t xml:space="preserve">Theorem 13 (An affine map is linear exactly when its offset is zero)</w:t>
+        <w:t xml:space="preserve">Theorem 14 (An affine map is linear exactly when its offset is zero)</w:t>
       </w:r>
       <w:r>
         <w:t xml:space="preserve"> </w:t>
@@ -17473,7 +19194,7 @@
         <w:t xml:space="preserve">.</w:t>
       </w:r>
     </w:p>
-    <w:bookmarkEnd w:id="97"/>
+    <w:bookmarkEnd w:id="100"/>
     <w:p>
       <w:pPr>
         <w:pStyle w:val="BodyText"/>
@@ -17525,6 +19246,52 @@
         <w:t xml:space="preserve"> </w:t>
       </w:r>
       <w:hyperlink w:anchor="thm-matrix-map-linear">
+        <w:r>
+          <w:rPr>
+            <w:rStyle w:val="Hyperlink"/>
+          </w:rPr>
+          <w:t xml:space="preserve">Theorem 10</w:t>
+        </w:r>
+      </w:hyperlink>
+      <w:r>
+        <w:t xml:space="preserve">.</w:t>
+      </w:r>
+      <w:r>
+        <w:t xml:space="preserve"> </w:t>
+      </w:r>
+      <w:r>
+        <w:t xml:space="preserve">Conversely, if</w:t>
+      </w:r>
+      <w:r>
+        <w:t xml:space="preserve"> </w:t>
+      </w:r>
+      <m:oMath>
+        <m:r>
+          <m:t>f</m:t>
+        </m:r>
+      </m:oMath>
+      <w:r>
+        <w:t xml:space="preserve"> </w:t>
+      </w:r>
+      <w:r>
+        <w:t xml:space="preserve">is linear, then</w:t>
+      </w:r>
+      <w:r>
+        <w:t xml:space="preserve"> </w:t>
+      </w:r>
+      <w:r>
+        <w:t xml:space="preserve">$f(\mathord{\smash[b]{\underset{\raise.3ex\hbox{$\scriptstyle\sim$}}{0}}\vphantom{0}}) = \mathord{\smash[b]{\underset{\raise.3ex\hbox{$\scriptstyle\sim$}}{0}}\vphantom{0}}$</w:t>
+      </w:r>
+      <w:r>
+        <w:t xml:space="preserve"> </w:t>
+      </w:r>
+      <w:r>
+        <w:t xml:space="preserve">by</w:t>
+      </w:r>
+      <w:r>
+        <w:t xml:space="preserve"> </w:t>
+      </w:r>
+      <w:hyperlink w:anchor="thm-linear-map-zero">
         <w:r>
           <w:rPr>
             <w:rStyle w:val="Hyperlink"/>
@@ -17533,52 +19300,6 @@
         </w:r>
       </w:hyperlink>
       <w:r>
-        <w:t xml:space="preserve">.</w:t>
-      </w:r>
-      <w:r>
-        <w:t xml:space="preserve"> </w:t>
-      </w:r>
-      <w:r>
-        <w:t xml:space="preserve">Conversely, if</w:t>
-      </w:r>
-      <w:r>
-        <w:t xml:space="preserve"> </w:t>
-      </w:r>
-      <m:oMath>
-        <m:r>
-          <m:t>f</m:t>
-        </m:r>
-      </m:oMath>
-      <w:r>
-        <w:t xml:space="preserve"> </w:t>
-      </w:r>
-      <w:r>
-        <w:t xml:space="preserve">is linear, then</w:t>
-      </w:r>
-      <w:r>
-        <w:t xml:space="preserve"> </w:t>
-      </w:r>
-      <w:r>
-        <w:t xml:space="preserve">$f(\mathord{\smash[b]{\underset{\raise.3ex\hbox{$\scriptstyle\sim$}}{0}}\vphantom{0}}) = \mathord{\smash[b]{\underset{\raise.3ex\hbox{$\scriptstyle\sim$}}{0}}\vphantom{0}}$</w:t>
-      </w:r>
-      <w:r>
-        <w:t xml:space="preserve"> </w:t>
-      </w:r>
-      <w:r>
-        <w:t xml:space="preserve">by</w:t>
-      </w:r>
-      <w:r>
-        <w:t xml:space="preserve"> </w:t>
-      </w:r>
-      <w:hyperlink w:anchor="thm-linear-map-zero">
-        <w:r>
-          <w:rPr>
-            <w:rStyle w:val="Hyperlink"/>
-          </w:rPr>
-          <w:t xml:space="preserve">Theorem 8</w:t>
-        </w:r>
-      </w:hyperlink>
-      <w:r>
         <w:t xml:space="preserve">,</w:t>
       </w:r>
       <w:r>
@@ -17607,7 +19328,7 @@
           <w:rPr>
             <w:rStyle w:val="Hyperlink"/>
           </w:rPr>
-          <w:t xml:space="preserve">Theorem 12</w:t>
+          <w:t xml:space="preserve">Theorem 13</w:t>
         </w:r>
       </w:hyperlink>
       <w:r>
@@ -17629,7 +19350,7 @@
         <w:t xml:space="preserve">.</w:t>
       </w:r>
     </w:p>
-    <w:bookmarkStart w:id="98" w:name="exm-affine-linear-iff"/>
+    <w:bookmarkStart w:id="101" w:name="exm-affine-linear-iff"/>
     <w:p>
       <w:pPr>
         <w:pStyle w:val="BodyText"/>
@@ -17639,7 +19360,7 @@
           <w:b/>
           <w:bCs/>
         </w:rPr>
-        <w:t xml:space="preserve">Example 18 (Two affine maps with the same matrix)</w:t>
+        <w:t xml:space="preserve">Example 19 (Two affine maps with the same matrix)</w:t>
       </w:r>
       <w:r>
         <w:t xml:space="preserve"> </w:t>
@@ -17729,7 +19450,7 @@
           <w:rPr>
             <w:rStyle w:val="Hyperlink"/>
           </w:rPr>
-          <w:t xml:space="preserve">Example 11</w:t>
+          <w:t xml:space="preserve">Example 12</w:t>
         </w:r>
       </w:hyperlink>
       <w:r>
@@ -17791,7 +19512,7 @@
           <w:rPr>
             <w:rStyle w:val="Hyperlink"/>
           </w:rPr>
-          <w:t xml:space="preserve">Theorem 13</w:t>
+          <w:t xml:space="preserve">Theorem 14</w:t>
         </w:r>
       </w:hyperlink>
       <w:r>
@@ -17825,8 +19546,8 @@
         <w:t xml:space="preserve">.</w:t>
       </w:r>
     </w:p>
-    <w:bookmarkEnd w:id="98"/>
-    <w:bookmarkStart w:id="99" w:name="cor-linear-is-affine"/>
+    <w:bookmarkEnd w:id="101"/>
+    <w:bookmarkStart w:id="102" w:name="cor-linear-is-affine"/>
     <w:p>
       <w:pPr>
         <w:pStyle w:val="BodyText"/>
@@ -17940,7 +19661,7 @@
         <w:t xml:space="preserve">.</w:t>
       </w:r>
     </w:p>
-    <w:bookmarkEnd w:id="99"/>
+    <w:bookmarkEnd w:id="102"/>
     <w:p>
       <w:pPr>
         <w:pStyle w:val="BodyText"/>
@@ -17980,7 +19701,7 @@
           <w:rPr>
             <w:rStyle w:val="Hyperlink"/>
           </w:rPr>
-          <w:t xml:space="preserve">Theorem 11</w:t>
+          <w:t xml:space="preserve">Theorem 12</w:t>
         </w:r>
       </w:hyperlink>
       <w:r>
@@ -18054,7 +19775,7 @@
         <w:t xml:space="preserve">.</w:t>
       </w:r>
     </w:p>
-    <w:bookmarkStart w:id="100" w:name="thm-affine-map-unique"/>
+    <w:bookmarkStart w:id="103" w:name="thm-affine-map-unique"/>
     <w:p>
       <w:pPr>
         <w:pStyle w:val="BodyText"/>
@@ -18064,7 +19785,7 @@
           <w:b/>
           <w:bCs/>
         </w:rPr>
-        <w:t xml:space="preserve">Theorem 14 (An affine map determines its matrix and offset)</w:t>
+        <w:t xml:space="preserve">Theorem 15 (An affine map determines its matrix and offset)</w:t>
       </w:r>
       <w:r>
         <w:t xml:space="preserve"> </w:t>
@@ -18176,7 +19897,7 @@
         <w:t xml:space="preserve">.</w:t>
       </w:r>
     </w:p>
-    <w:bookmarkEnd w:id="100"/>
+    <w:bookmarkEnd w:id="103"/>
     <w:p>
       <w:pPr>
         <w:pStyle w:val="BodyText"/>
@@ -18202,7 +19923,7 @@
           <w:rPr>
             <w:rStyle w:val="Hyperlink"/>
           </w:rPr>
-          <w:t xml:space="preserve">Theorem 12</w:t>
+          <w:t xml:space="preserve">Theorem 13</w:t>
         </w:r>
       </w:hyperlink>
       <w:r>
@@ -18342,7 +20063,7 @@
           <w:rPr>
             <w:rStyle w:val="Hyperlink"/>
           </w:rPr>
-          <w:t xml:space="preserve">Theorem 9</w:t>
+          <w:t xml:space="preserve">Theorem 10</w:t>
         </w:r>
       </w:hyperlink>
       <w:r>
@@ -18362,7 +20083,7 @@
           <w:rPr>
             <w:rStyle w:val="Hyperlink"/>
           </w:rPr>
-          <w:t xml:space="preserve">Theorem 11</w:t>
+          <w:t xml:space="preserve">Theorem 12</w:t>
         </w:r>
       </w:hyperlink>
       <w:r>
@@ -18410,7 +20131,7 @@
         <w:t xml:space="preserve">.</w:t>
       </w:r>
     </w:p>
-    <w:bookmarkStart w:id="103" w:name="rem-linear-affine-terminology"/>
+    <w:bookmarkStart w:id="106" w:name="rem-linear-affine-terminology"/>
     <w:p>
       <w:pPr>
         <w:pStyle w:val="BodyText"/>
@@ -18477,7 +20198,7 @@
           <w:rPr>
             <w:rStyle w:val="Hyperlink"/>
           </w:rPr>
-          <w:t xml:space="preserve">Theorem 13</w:t>
+          <w:t xml:space="preserve">Theorem 14</w:t>
         </w:r>
       </w:hyperlink>
       <w:r>
@@ -18495,7 +20216,7 @@
       <w:r>
         <w:t xml:space="preserve"> </w:t>
       </w:r>
-      <w:hyperlink r:id="rId101">
+      <w:hyperlink r:id="rId104">
         <w:r>
           <w:rPr>
             <w:rStyle w:val="Hyperlink"/>
@@ -18532,7 +20253,7 @@
       <w:r>
         <w:t xml:space="preserve"> </w:t>
       </w:r>
-      <w:hyperlink r:id="rId102">
+      <w:hyperlink r:id="rId105">
         <w:r>
           <w:rPr>
             <w:rStyle w:val="Hyperlink"/>
@@ -18995,7 +20716,7 @@
         <w:t xml:space="preserve">as the coefficient on its first entry.</w:t>
       </w:r>
     </w:p>
-    <w:bookmarkEnd w:id="103"/>
+    <w:bookmarkEnd w:id="106"/>
     <w:tbl>
       <w:tblPr>
         <w:tblStyle w:val="Table"/>
@@ -19037,18 +20758,18 @@
                 <wp:inline>
                   <wp:extent cx="152400" cy="152400"/>
                   <wp:effectExtent b="0" l="0" r="0" t="0"/>
-                  <wp:docPr descr="" title="" id="104" name="Picture"/>
+                  <wp:docPr descr="" title="" id="107" name="Picture"/>
                   <a:graphic>
                     <a:graphicData uri="http://schemas.openxmlformats.org/drawingml/2006/picture">
                       <pic:pic>
                         <pic:nvPicPr>
-                          <pic:cNvPr descr="/opt/quarto/share/formats/docx/tip.png" id="105" name="Picture"/>
+                          <pic:cNvPr descr="/opt/quarto/share/formats/docx/tip.png" id="108" name="Picture"/>
                           <pic:cNvPicPr>
                             <a:picLocks noChangeArrowheads="1" noChangeAspect="1"/>
                           </pic:cNvPicPr>
                         </pic:nvPicPr>
                         <pic:blipFill>
-                          <a:blip r:embed="rId79"/>
+                          <a:blip r:embed="rId82"/>
                           <a:stretch>
                             <a:fillRect/>
                           </a:stretch>
@@ -19163,7 +20884,7 @@
                 <w:rPr>
                   <w:rStyle w:val="Hyperlink"/>
                 </w:rPr>
-                <w:t xml:space="preserve">Theorem 11</w:t>
+                <w:t xml:space="preserve">Theorem 12</w:t>
               </w:r>
             </w:hyperlink>
             <w:r>
@@ -19306,7 +21027,7 @@
             <w:r>
               <w:t xml:space="preserve"> </w:t>
             </w:r>
-            <w:hyperlink r:id="rId106">
+            <w:hyperlink r:id="rId109">
               <w:r>
                 <w:rPr>
                   <w:rStyle w:val="Hyperlink"/>
@@ -19355,7 +21076,7 @@
         </w:tc>
       </w:tr>
     </w:tbl>
-    <w:bookmarkStart w:id="107" w:name="def-hyperplane"/>
+    <w:bookmarkStart w:id="110" w:name="def-hyperplane"/>
     <w:p>
       <w:pPr>
         <w:pStyle w:val="FirstParagraph"/>
@@ -19507,8 +21228,8 @@
         <w:t xml:space="preserve">is the offset of the hyperplane.</w:t>
       </w:r>
     </w:p>
-    <w:bookmarkEnd w:id="107"/>
-    <w:bookmarkStart w:id="108" w:name="def-normal-vector"/>
+    <w:bookmarkEnd w:id="110"/>
+    <w:bookmarkStart w:id="111" w:name="def-normal-vector"/>
     <w:p>
       <w:pPr>
         <w:pStyle w:val="BodyText"/>
@@ -19575,8 +21296,8 @@
         <w:t xml:space="preserve">of the hyperplane.</w:t>
       </w:r>
     </w:p>
-    <w:bookmarkEnd w:id="108"/>
-    <w:bookmarkStart w:id="109" w:name="exm-hyperplane"/>
+    <w:bookmarkEnd w:id="111"/>
+    <w:bookmarkStart w:id="112" w:name="exm-hyperplane"/>
     <w:p>
       <w:pPr>
         <w:pStyle w:val="BodyText"/>
@@ -19586,7 +21307,7 @@
           <w:b/>
           <w:bCs/>
         </w:rPr>
-        <w:t xml:space="preserve">Example 19 (A line in</w:t>
+        <w:t xml:space="preserve">Example 20 (A line in</w:t>
       </w:r>
       <w:r>
         <w:rPr>
@@ -20074,8 +21795,8 @@
         <w:t xml:space="preserve">.</w:t>
       </w:r>
     </w:p>
-    <w:bookmarkEnd w:id="109"/>
-    <w:bookmarkStart w:id="110" w:name="exr-write-in-matrix-form"/>
+    <w:bookmarkEnd w:id="112"/>
+    <w:bookmarkStart w:id="113" w:name="exr-write-in-matrix-form"/>
     <w:p>
       <w:pPr>
         <w:pStyle w:val="FirstParagraph"/>
@@ -20523,8 +22244,8 @@
         <w:t xml:space="preserve">.</w:t>
       </w:r>
     </w:p>
-    <w:bookmarkEnd w:id="110"/>
-    <w:bookmarkStart w:id="111" w:name="sol-write-in-matrix-form"/>
+    <w:bookmarkEnd w:id="113"/>
+    <w:bookmarkStart w:id="114" w:name="sol-write-in-matrix-form"/>
     <w:p>
       <w:pPr>
         <w:pStyle w:val="BodyText"/>
@@ -20736,8 +22457,8 @@
         <w:t xml:space="preserve">which is a different clinical claim entirely.</w:t>
       </w:r>
     </w:p>
-    <w:bookmarkEnd w:id="111"/>
-    <w:bookmarkStart w:id="112" w:name="exr-which-are-linear"/>
+    <w:bookmarkEnd w:id="114"/>
+    <w:bookmarkStart w:id="115" w:name="exr-which-are-linear"/>
     <w:p>
       <w:pPr>
         <w:pStyle w:val="BodyText"/>
@@ -20970,8 +22691,8 @@
         <w:t xml:space="preserve">​</w:t>
       </w:r>
     </w:p>
-    <w:bookmarkEnd w:id="112"/>
-    <w:bookmarkStart w:id="114" w:name="sol-which-are-linear"/>
+    <w:bookmarkEnd w:id="115"/>
+    <w:bookmarkStart w:id="117" w:name="sol-which-are-linear"/>
     <w:p>
       <w:pPr>
         <w:pStyle w:val="FirstParagraph"/>
@@ -21059,7 +22780,7 @@
           <w:rPr>
             <w:rStyle w:val="Hyperlink"/>
           </w:rPr>
-          <w:t xml:space="preserve">Theorem 9</w:t>
+          <w:t xml:space="preserve">Theorem 10</w:t>
         </w:r>
       </w:hyperlink>
       <w:r>
@@ -21249,7 +22970,7 @@
           <w:rPr>
             <w:rStyle w:val="Hyperlink"/>
           </w:rPr>
-          <w:t xml:space="preserve">Theorem 8</w:t>
+          <w:t xml:space="preserve">Theorem 9</w:t>
         </w:r>
       </w:hyperlink>
       <w:r>
@@ -21332,7 +23053,7 @@
       <w:r>
         <w:t xml:space="preserve"> </w:t>
       </w:r>
-      <w:hyperlink r:id="rId113">
+      <w:hyperlink r:id="rId116">
         <w:r>
           <w:rPr>
             <w:rStyle w:val="Hyperlink"/>
@@ -21511,7 +23232,7 @@
           <w:rPr>
             <w:rStyle w:val="Hyperlink"/>
           </w:rPr>
-          <w:t xml:space="preserve">Theorem 8</w:t>
+          <w:t xml:space="preserve">Theorem 9</w:t>
         </w:r>
       </w:hyperlink>
       <w:r>
@@ -21685,9 +23406,9 @@
         <w:t xml:space="preserve">week 3.</w:t>
       </w:r>
     </w:p>
-    <w:bookmarkEnd w:id="114"/>
-    <w:bookmarkEnd w:id="115"/>
-    <w:bookmarkStart w:id="156" w:name="transposes-of-sums-and-products"/>
+    <w:bookmarkEnd w:id="117"/>
+    <w:bookmarkEnd w:id="118"/>
+    <w:bookmarkStart w:id="159" w:name="transposes-of-sums-and-products"/>
     <w:p>
       <w:pPr>
         <w:pStyle w:val="Heading3"/>
@@ -21696,7 +23417,7 @@
         <w:t xml:space="preserve">1.8 Transposes of sums and products</w:t>
       </w:r>
     </w:p>
-    <w:bookmarkStart w:id="116" w:name="thm-transpose-sum"/>
+    <w:bookmarkStart w:id="119" w:name="thm-transpose-sum"/>
     <w:p>
       <w:pPr>
         <w:pStyle w:val="FirstParagraph"/>
@@ -21706,7 +23427,7 @@
           <w:b/>
           <w:bCs/>
         </w:rPr>
-        <w:t xml:space="preserve">Theorem 15 (Transpose of a sum)</w:t>
+        <w:t xml:space="preserve">Theorem 16 (Transpose of a sum)</w:t>
       </w:r>
       <w:r>
         <w:t xml:space="preserve"> </w:t>
@@ -21911,7 +23632,7 @@
         <w:t xml:space="preserve">$${(\mathord{\smash[b]{\underset{\raise.3ex\hbox{$\scriptstyle\sim$}}{x}}\vphantom{x}}+ \mathord{\smash[b]{\underset{\raise.3ex\hbox{$\scriptstyle\sim$}}{y}}\vphantom{y}})}^{\top} = {\mathord{\smash[b]{\underset{\raise.3ex\hbox{$\scriptstyle\sim$}}{x}}\vphantom{x}}}^{\top} + {\mathord{\smash[b]{\underset{\raise.3ex\hbox{$\scriptstyle\sim$}}{y}}\vphantom{y}}}^{\top}$$</w:t>
       </w:r>
     </w:p>
-    <w:bookmarkEnd w:id="116"/>
+    <w:bookmarkEnd w:id="119"/>
     <w:p>
       <w:pPr>
         <w:pStyle w:val="FirstParagraph"/>
@@ -22383,7 +24104,7 @@
         </m:oMath>
       </m:oMathPara>
     </w:p>
-    <w:bookmarkStart w:id="117" w:name="thm-transpose-product"/>
+    <w:bookmarkStart w:id="120" w:name="thm-transpose-product"/>
     <w:p>
       <w:pPr>
         <w:pStyle w:val="FirstParagraph"/>
@@ -22393,7 +24114,7 @@
           <w:b/>
           <w:bCs/>
         </w:rPr>
-        <w:t xml:space="preserve">Theorem 16 (Transpose of a product)</w:t>
+        <w:t xml:space="preserve">Theorem 17 (Transpose of a product)</w:t>
       </w:r>
       <w:r>
         <w:t xml:space="preserve"> </w:t>
@@ -22662,7 +24383,7 @@
         </m:oMath>
       </m:oMathPara>
     </w:p>
-    <w:bookmarkEnd w:id="117"/>
+    <w:bookmarkEnd w:id="120"/>
     <w:p>
       <w:pPr>
         <w:pStyle w:val="FirstParagraph"/>
@@ -23171,7 +24892,7 @@
         </m:oMath>
       </m:oMathPara>
     </w:p>
-    <w:bookmarkStart w:id="118" w:name="rem-transpose-product-order"/>
+    <w:bookmarkStart w:id="121" w:name="rem-transpose-product-order"/>
     <w:p>
       <w:pPr>
         <w:pStyle w:val="FirstParagraph"/>
@@ -24144,8 +25865,8 @@
         <w:t xml:space="preserve">which is undefined.</w:t>
       </w:r>
     </w:p>
-    <w:bookmarkEnd w:id="118"/>
-    <w:bookmarkStart w:id="119" w:name="thm-scalar-transpose"/>
+    <w:bookmarkEnd w:id="121"/>
+    <w:bookmarkStart w:id="122" w:name="thm-scalar-transpose"/>
     <w:p>
       <w:pPr>
         <w:pStyle w:val="BodyText"/>
@@ -24155,7 +25876,7 @@
           <w:b/>
           <w:bCs/>
         </w:rPr>
-        <w:t xml:space="preserve">Theorem 17 (A</w:t>
+        <w:t xml:space="preserve">Theorem 18 (A</w:t>
       </w:r>
       <w:r>
         <w:rPr>
@@ -24317,7 +26038,7 @@
         <w:t xml:space="preserve">.</w:t>
       </w:r>
     </w:p>
-    <w:bookmarkEnd w:id="119"/>
+    <w:bookmarkEnd w:id="122"/>
     <w:p>
       <w:pPr>
         <w:pStyle w:val="BodyText"/>
@@ -24518,7 +26239,7 @@
           <w:rPr>
             <w:rStyle w:val="Hyperlink"/>
           </w:rPr>
-          <w:t xml:space="preserve">Theorem 16</w:t>
+          <w:t xml:space="preserve">Theorem 17</w:t>
         </w:r>
       </w:hyperlink>
       <w:r>
@@ -24560,7 +26281,7 @@
         <w:t xml:space="preserve">gives the last statement.</w:t>
       </w:r>
     </w:p>
-    <w:bookmarkStart w:id="120" w:name="exm-scalar-transpose"/>
+    <w:bookmarkStart w:id="123" w:name="exm-scalar-transpose"/>
     <w:p>
       <w:pPr>
         <w:pStyle w:val="BodyText"/>
@@ -24570,7 +26291,7 @@
           <w:b/>
           <w:bCs/>
         </w:rPr>
-        <w:t xml:space="preserve">Example 20 (Two ways to write the same number)</w:t>
+        <w:t xml:space="preserve">Example 21 (Two ways to write the same number)</w:t>
       </w:r>
       <w:r>
         <w:t xml:space="preserve"> </w:t>
@@ -24841,9 +26562,9 @@
         <w:t xml:space="preserve">are equal and can be combined.</w:t>
       </w:r>
     </w:p>
-    <w:bookmarkEnd w:id="120"/>
-    <w:bookmarkStart w:id="155" w:name="refs"/>
-    <w:bookmarkStart w:id="122" w:name="ref-wikipedia_matrix_mathematics"/>
+    <w:bookmarkEnd w:id="123"/>
+    <w:bookmarkStart w:id="158" w:name="refs"/>
+    <w:bookmarkStart w:id="125" w:name="ref-wikipedia_matrix_mathematics"/>
     <w:p>
       <w:pPr>
         <w:pStyle w:val="Bibliography"/>
@@ -24890,7 +26611,7 @@
       <w:r>
         <w:t xml:space="preserve"> </w:t>
       </w:r>
-      <w:hyperlink r:id="rId121">
+      <w:hyperlink r:id="rId124">
         <w:r>
           <w:rPr>
             <w:rStyle w:val="Hyperlink"/>
@@ -24899,8 +26620,8 @@
         </w:r>
       </w:hyperlink>
     </w:p>
-    <w:bookmarkEnd w:id="122"/>
-    <w:bookmarkStart w:id="124" w:name="ref-wikipedia_tensor"/>
+    <w:bookmarkEnd w:id="125"/>
+    <w:bookmarkStart w:id="127" w:name="ref-wikipedia_tensor"/>
     <w:p>
       <w:pPr>
         <w:pStyle w:val="Bibliography"/>
@@ -24947,7 +26668,7 @@
       <w:r>
         <w:t xml:space="preserve"> </w:t>
       </w:r>
-      <w:hyperlink r:id="rId123">
+      <w:hyperlink r:id="rId126">
         <w:r>
           <w:rPr>
             <w:rStyle w:val="Hyperlink"/>
@@ -24956,8 +26677,8 @@
         </w:r>
       </w:hyperlink>
     </w:p>
-    <w:bookmarkEnd w:id="124"/>
-    <w:bookmarkStart w:id="126" w:name="ref-wikipedia_transpose"/>
+    <w:bookmarkEnd w:id="127"/>
+    <w:bookmarkStart w:id="129" w:name="ref-wikipedia_transpose"/>
     <w:p>
       <w:pPr>
         <w:pStyle w:val="Bibliography"/>
@@ -25004,7 +26725,7 @@
       <w:r>
         <w:t xml:space="preserve"> </w:t>
       </w:r>
-      <w:hyperlink r:id="rId125">
+      <w:hyperlink r:id="rId128">
         <w:r>
           <w:rPr>
             <w:rStyle w:val="Hyperlink"/>
@@ -25013,8 +26734,8 @@
         </w:r>
       </w:hyperlink>
     </w:p>
-    <w:bookmarkEnd w:id="126"/>
-    <w:bookmarkStart w:id="128" w:name="ref-wikipedia_zero_matrix"/>
+    <w:bookmarkEnd w:id="129"/>
+    <w:bookmarkStart w:id="131" w:name="ref-wikipedia_zero_matrix"/>
     <w:p>
       <w:pPr>
         <w:pStyle w:val="Bibliography"/>
@@ -25061,7 +26782,7 @@
       <w:r>
         <w:t xml:space="preserve"> </w:t>
       </w:r>
-      <w:hyperlink r:id="rId127">
+      <w:hyperlink r:id="rId130">
         <w:r>
           <w:rPr>
             <w:rStyle w:val="Hyperlink"/>
@@ -25070,8 +26791,8 @@
         </w:r>
       </w:hyperlink>
     </w:p>
-    <w:bookmarkEnd w:id="128"/>
-    <w:bookmarkStart w:id="130" w:name="ref-wikipedia_matrix_addition"/>
+    <w:bookmarkEnd w:id="131"/>
+    <w:bookmarkStart w:id="133" w:name="ref-wikipedia_matrix_addition"/>
     <w:p>
       <w:pPr>
         <w:pStyle w:val="Bibliography"/>
@@ -25118,7 +26839,7 @@
       <w:r>
         <w:t xml:space="preserve"> </w:t>
       </w:r>
-      <w:hyperlink r:id="rId129">
+      <w:hyperlink r:id="rId132">
         <w:r>
           <w:rPr>
             <w:rStyle w:val="Hyperlink"/>
@@ -25127,8 +26848,8 @@
         </w:r>
       </w:hyperlink>
     </w:p>
-    <w:bookmarkEnd w:id="130"/>
-    <w:bookmarkStart w:id="132" w:name="ref-wikipedia_scalar_multiplication"/>
+    <w:bookmarkEnd w:id="133"/>
+    <w:bookmarkStart w:id="135" w:name="ref-wikipedia_scalar_multiplication"/>
     <w:p>
       <w:pPr>
         <w:pStyle w:val="Bibliography"/>
@@ -25175,7 +26896,7 @@
       <w:r>
         <w:t xml:space="preserve"> </w:t>
       </w:r>
-      <w:hyperlink r:id="rId131">
+      <w:hyperlink r:id="rId134">
         <w:r>
           <w:rPr>
             <w:rStyle w:val="Hyperlink"/>
@@ -25184,8 +26905,8 @@
         </w:r>
       </w:hyperlink>
     </w:p>
-    <w:bookmarkEnd w:id="132"/>
-    <w:bookmarkStart w:id="134" w:name="ref-wikipedia_matrix_multiplication"/>
+    <w:bookmarkEnd w:id="135"/>
+    <w:bookmarkStart w:id="137" w:name="ref-wikipedia_matrix_multiplication"/>
     <w:p>
       <w:pPr>
         <w:pStyle w:val="Bibliography"/>
@@ -25232,7 +26953,7 @@
       <w:r>
         <w:t xml:space="preserve"> </w:t>
       </w:r>
-      <w:hyperlink r:id="rId133">
+      <w:hyperlink r:id="rId136">
         <w:r>
           <w:rPr>
             <w:rStyle w:val="Hyperlink"/>
@@ -25241,8 +26962,8 @@
         </w:r>
       </w:hyperlink>
     </w:p>
-    <w:bookmarkEnd w:id="134"/>
-    <w:bookmarkStart w:id="136" w:name="ref-wikipedia_square_matrix"/>
+    <w:bookmarkEnd w:id="137"/>
+    <w:bookmarkStart w:id="139" w:name="ref-wikipedia_square_matrix"/>
     <w:p>
       <w:pPr>
         <w:pStyle w:val="Bibliography"/>
@@ -25289,7 +27010,7 @@
       <w:r>
         <w:t xml:space="preserve"> </w:t>
       </w:r>
-      <w:hyperlink r:id="rId135">
+      <w:hyperlink r:id="rId138">
         <w:r>
           <w:rPr>
             <w:rStyle w:val="Hyperlink"/>
@@ -25298,8 +27019,8 @@
         </w:r>
       </w:hyperlink>
     </w:p>
-    <w:bookmarkEnd w:id="136"/>
-    <w:bookmarkStart w:id="138" w:name="ref-wikipedia_main_diagonal"/>
+    <w:bookmarkEnd w:id="139"/>
+    <w:bookmarkStart w:id="141" w:name="ref-wikipedia_main_diagonal"/>
     <w:p>
       <w:pPr>
         <w:pStyle w:val="Bibliography"/>
@@ -25346,7 +27067,7 @@
       <w:r>
         <w:t xml:space="preserve"> </w:t>
       </w:r>
-      <w:hyperlink r:id="rId137">
+      <w:hyperlink r:id="rId140">
         <w:r>
           <w:rPr>
             <w:rStyle w:val="Hyperlink"/>
@@ -25355,8 +27076,8 @@
         </w:r>
       </w:hyperlink>
     </w:p>
-    <w:bookmarkEnd w:id="138"/>
-    <w:bookmarkStart w:id="140" w:name="ref-wikipedia_identity_matrix"/>
+    <w:bookmarkEnd w:id="141"/>
+    <w:bookmarkStart w:id="143" w:name="ref-wikipedia_identity_matrix"/>
     <w:p>
       <w:pPr>
         <w:pStyle w:val="Bibliography"/>
@@ -25403,7 +27124,7 @@
       <w:r>
         <w:t xml:space="preserve"> </w:t>
       </w:r>
-      <w:hyperlink r:id="rId139">
+      <w:hyperlink r:id="rId142">
         <w:r>
           <w:rPr>
             <w:rStyle w:val="Hyperlink"/>
@@ -25412,8 +27133,8 @@
         </w:r>
       </w:hyperlink>
     </w:p>
-    <w:bookmarkEnd w:id="140"/>
-    <w:bookmarkStart w:id="142" w:name="ref-wikipedia_system_of_linear_equations"/>
+    <w:bookmarkEnd w:id="143"/>
+    <w:bookmarkStart w:id="145" w:name="ref-wikipedia_system_of_linear_equations"/>
     <w:p>
       <w:pPr>
         <w:pStyle w:val="Bibliography"/>
@@ -25460,7 +27181,7 @@
       <w:r>
         <w:t xml:space="preserve"> </w:t>
       </w:r>
-      <w:hyperlink r:id="rId141">
+      <w:hyperlink r:id="rId144">
         <w:r>
           <w:rPr>
             <w:rStyle w:val="Hyperlink"/>
@@ -25469,8 +27190,8 @@
         </w:r>
       </w:hyperlink>
     </w:p>
-    <w:bookmarkEnd w:id="142"/>
-    <w:bookmarkStart w:id="144" w:name="ref-wikipedia_linear_map"/>
+    <w:bookmarkEnd w:id="145"/>
+    <w:bookmarkStart w:id="147" w:name="ref-wikipedia_linear_map"/>
     <w:p>
       <w:pPr>
         <w:pStyle w:val="Bibliography"/>
@@ -25517,7 +27238,7 @@
       <w:r>
         <w:t xml:space="preserve"> </w:t>
       </w:r>
-      <w:hyperlink r:id="rId143">
+      <w:hyperlink r:id="rId146">
         <w:r>
           <w:rPr>
             <w:rStyle w:val="Hyperlink"/>
@@ -25526,8 +27247,8 @@
         </w:r>
       </w:hyperlink>
     </w:p>
-    <w:bookmarkEnd w:id="144"/>
-    <w:bookmarkStart w:id="146" w:name="ref-wikipedia_translation_geometry"/>
+    <w:bookmarkEnd w:id="147"/>
+    <w:bookmarkStart w:id="149" w:name="ref-wikipedia_translation_geometry"/>
     <w:p>
       <w:pPr>
         <w:pStyle w:val="Bibliography"/>
@@ -25574,7 +27295,7 @@
       <w:r>
         <w:t xml:space="preserve"> </w:t>
       </w:r>
-      <w:hyperlink r:id="rId145">
+      <w:hyperlink r:id="rId148">
         <w:r>
           <w:rPr>
             <w:rStyle w:val="Hyperlink"/>
@@ -25583,8 +27304,8 @@
         </w:r>
       </w:hyperlink>
     </w:p>
-    <w:bookmarkEnd w:id="146"/>
-    <w:bookmarkStart w:id="148" w:name="ref-zhou2024matrix"/>
+    <w:bookmarkEnd w:id="149"/>
+    <w:bookmarkStart w:id="151" w:name="ref-zhou2024matrix"/>
     <w:p>
       <w:pPr>
         <w:pStyle w:val="Bibliography"/>
@@ -25616,7 +27337,7 @@
       <w:r>
         <w:t xml:space="preserve"> </w:t>
       </w:r>
-      <w:hyperlink r:id="rId147">
+      <w:hyperlink r:id="rId150">
         <w:r>
           <w:rPr>
             <w:rStyle w:val="Hyperlink"/>
@@ -25625,8 +27346,8 @@
         </w:r>
       </w:hyperlink>
     </w:p>
-    <w:bookmarkEnd w:id="148"/>
-    <w:bookmarkStart w:id="150" w:name="ref-boyd2018vmls"/>
+    <w:bookmarkEnd w:id="151"/>
+    <w:bookmarkStart w:id="153" w:name="ref-boyd2018vmls"/>
     <w:p>
       <w:pPr>
         <w:pStyle w:val="Bibliography"/>
@@ -25659,7 +27380,7 @@
       <w:r>
         <w:t xml:space="preserve"> </w:t>
       </w:r>
-      <w:hyperlink r:id="rId149">
+      <w:hyperlink r:id="rId152">
         <w:r>
           <w:rPr>
             <w:rStyle w:val="Hyperlink"/>
@@ -25671,8 +27392,8 @@
         <w:t xml:space="preserve">.</w:t>
       </w:r>
     </w:p>
-    <w:bookmarkEnd w:id="150"/>
-    <w:bookmarkStart w:id="152" w:name="ref-wikipedia_hyperplane"/>
+    <w:bookmarkEnd w:id="153"/>
+    <w:bookmarkStart w:id="155" w:name="ref-wikipedia_hyperplane"/>
     <w:p>
       <w:pPr>
         <w:pStyle w:val="Bibliography"/>
@@ -25719,7 +27440,7 @@
       <w:r>
         <w:t xml:space="preserve"> </w:t>
       </w:r>
-      <w:hyperlink r:id="rId151">
+      <w:hyperlink r:id="rId154">
         <w:r>
           <w:rPr>
             <w:rStyle w:val="Hyperlink"/>
@@ -25728,8 +27449,8 @@
         </w:r>
       </w:hyperlink>
     </w:p>
-    <w:bookmarkEnd w:id="152"/>
-    <w:bookmarkStart w:id="154" w:name="ref-wikipedia_normal_geometry"/>
+    <w:bookmarkEnd w:id="155"/>
+    <w:bookmarkStart w:id="157" w:name="ref-wikipedia_normal_geometry"/>
     <w:p>
       <w:pPr>
         <w:pStyle w:val="Bibliography"/>
@@ -25776,7 +27497,7 @@
       <w:r>
         <w:t xml:space="preserve"> </w:t>
       </w:r>
-      <w:hyperlink r:id="rId153">
+      <w:hyperlink r:id="rId156">
         <w:r>
           <w:rPr>
             <w:rStyle w:val="Hyperlink"/>
@@ -25785,10 +27506,10 @@
         </w:r>
       </w:hyperlink>
     </w:p>
-    <w:bookmarkEnd w:id="154"/>
-    <w:bookmarkEnd w:id="155"/>
-    <w:bookmarkEnd w:id="156"/>
     <w:bookmarkEnd w:id="157"/>
+    <w:bookmarkEnd w:id="158"/>
+    <w:bookmarkEnd w:id="159"/>
+    <w:bookmarkEnd w:id="160"/>
     <w:sectPr>
       <w:footnotePr>
         <w:numRestart w:val="eachSect"/>

--- a/pr-preview/pr-392/linear-algebra-matrices.docx
+++ b/pr-preview/pr-392/linear-algebra-matrices.docx
@@ -15,7 +15,7 @@
         <w:pStyle w:val="Date"/>
       </w:pPr>
       <w:r>
-        <w:t xml:space="preserve">Last modified: 2026-10-18 22:01:27 (PDT)</w:t>
+        <w:t xml:space="preserve">Last modified: 2026-10-19 01:54:28 (PDT)</w:t>
       </w:r>
     </w:p>
     <w:bookmarkStart w:id="160" w:name="matrices"/>
